--- a/TS Jatai Ghanam Project/TS 1.3/TS 1.3 Jatai Malayalam Corrections.docx
+++ b/TS Jatai Ghanam Project/TS 1.3/TS 1.3 Jatai Malayalam Corrections.docx
@@ -1,7 +1,587 @@
 
 <file path=word/document.xml><?xml version="1.0" encoding="utf-8"?>
-<w:document xmlns:wpc="http://schemas.microsoft.com/office/word/2010/wordprocessingCanvas" xmlns:cx="http://schemas.microsoft.com/office/drawing/2014/chartex" xmlns:cx1="http://schemas.microsoft.com/office/drawing/2015/9/8/chartex" xmlns:cx2="http://schemas.microsoft.com/office/drawing/2015/10/21/chartex" xmlns:cx3="http://schemas.microsoft.com/office/drawing/2016/5/9/chartex" xmlns:cx4="http://schemas.microsoft.com/office/drawing/2016/5/10/chartex" xmlns:cx5="http://schemas.microsoft.com/office/drawing/2016/5/11/chartex" xmlns:cx6="http://schemas.microsoft.com/office/drawing/2016/5/12/chartex" xmlns:cx7="http://schemas.microsoft.com/office/drawing/2016/5/13/chartex" xmlns:cx8="http://schemas.microsoft.com/office/drawing/2016/5/14/chartex" xmlns:mc="http://schemas.openxmlformats.org/markup-compatibility/2006" xmlns:aink="http://schemas.microsoft.com/office/drawing/2016/ink" xmlns:am3d="http://schemas.microsoft.com/office/drawing/2017/model3d" xmlns:o="urn:schemas-microsoft-com:office:office" xmlns:oel="http://schemas.microsoft.com/office/2019/extlst" xmlns:r="http://schemas.openxmlformats.org/officeDocument/2006/relationships" xmlns:m="http://schemas.openxmlformats.org/officeDocument/2006/math" xmlns:v="urn:schemas-microsoft-com:vml" xmlns:wp14="http://schemas.microsoft.com/office/word/2010/wordprocessingDrawing" xmlns:wp="http://schemas.openxmlformats.org/drawingml/2006/wordprocessingDrawing" xmlns:w10="urn:schemas-microsoft-com:office:word" xmlns:w="http://schemas.openxmlformats.org/wordprocessingml/2006/main" xmlns:w14="http://schemas.microsoft.com/office/word/2010/wordml" xmlns:w15="http://schemas.microsoft.com/office/word/2012/wordml" xmlns:w16cex="http://schemas.microsoft.com/office/word/2018/wordml/cex" xmlns:w16cid="http://schemas.microsoft.com/office/word/2016/wordml/cid" xmlns:w16="http://schemas.microsoft.com/office/word/2018/wordml" xmlns:w16sdtdh="http://schemas.microsoft.com/office/word/2020/wordml/sdtdatahash" xmlns:w16se="http://schemas.microsoft.com/office/word/2015/wordml/symex" xmlns:wpg="http://schemas.microsoft.com/office/word/2010/wordprocessingGroup" xmlns:wpi="http://schemas.microsoft.com/office/word/2010/wordprocessingInk" xmlns:wne="http://schemas.microsoft.com/office/word/2006/wordml" xmlns:wps="http://schemas.microsoft.com/office/word/2010/wordprocessingShape" mc:Ignorable="w14 w15 w16se w16cid w16 w16cex w16sdtdh wp14">
+<w:document xmlns:wpc="http://schemas.microsoft.com/office/word/2010/wordprocessingCanvas" xmlns:cx="http://schemas.microsoft.com/office/drawing/2014/chartex" xmlns:cx1="http://schemas.microsoft.com/office/drawing/2015/9/8/chartex" xmlns:cx2="http://schemas.microsoft.com/office/drawing/2015/10/21/chartex" xmlns:cx3="http://schemas.microsoft.com/office/drawing/2016/5/9/chartex" xmlns:cx4="http://schemas.microsoft.com/office/drawing/2016/5/10/chartex" xmlns:cx5="http://schemas.microsoft.com/office/drawing/2016/5/11/chartex" xmlns:cx6="http://schemas.microsoft.com/office/drawing/2016/5/12/chartex" xmlns:cx7="http://schemas.microsoft.com/office/drawing/2016/5/13/chartex" xmlns:cx8="http://schemas.microsoft.com/office/drawing/2016/5/14/chartex" xmlns:mc="http://schemas.openxmlformats.org/markup-compatibility/2006" xmlns:aink="http://schemas.microsoft.com/office/drawing/2016/ink" xmlns:am3d="http://schemas.microsoft.com/office/drawing/2017/model3d" xmlns:o="urn:schemas-microsoft-com:office:office" xmlns:oel="http://schemas.microsoft.com/office/2019/extlst" xmlns:r="http://schemas.openxmlformats.org/officeDocument/2006/relationships" xmlns:m="http://schemas.openxmlformats.org/officeDocument/2006/math" xmlns:v="urn:schemas-microsoft-com:vml" xmlns:wp14="http://schemas.microsoft.com/office/word/2010/wordprocessingDrawing" xmlns:wp="http://schemas.openxmlformats.org/drawingml/2006/wordprocessingDrawing" xmlns:w10="urn:schemas-microsoft-com:office:word" xmlns:w="http://schemas.openxmlformats.org/wordprocessingml/2006/main" xmlns:w14="http://schemas.microsoft.com/office/word/2010/wordml" xmlns:w15="http://schemas.microsoft.com/office/word/2012/wordml" xmlns:w16cex="http://schemas.microsoft.com/office/word/2018/wordml/cex" xmlns:w16cid="http://schemas.microsoft.com/office/word/2016/wordml/cid" xmlns:w16="http://schemas.microsoft.com/office/word/2018/wordml" xmlns:w16du="http://schemas.microsoft.com/office/word/2023/wordml/word16du" xmlns:w16sdtdh="http://schemas.microsoft.com/office/word/2020/wordml/sdtdatahash" xmlns:w16sdtfl="http://schemas.microsoft.com/office/word/2024/wordml/sdtformatlock" xmlns:w16se="http://schemas.microsoft.com/office/word/2015/wordml/symex" xmlns:wpg="http://schemas.microsoft.com/office/word/2010/wordprocessingGroup" xmlns:wpi="http://schemas.microsoft.com/office/word/2010/wordprocessingInk" xmlns:wne="http://schemas.microsoft.com/office/word/2006/wordml" xmlns:wps="http://schemas.microsoft.com/office/word/2010/wordprocessingShape" mc:Ignorable="w14 w15 w16se w16cid w16 w16cex w16sdtdh w16sdtfl w16du wp14">
   <w:body>
+    <w:p>
+      <w:pPr>
+        <w:spacing w:before="0" w:line="240" w:lineRule="auto"/>
+        <w:jc w:val="center"/>
+        <w:rPr>
+          <w:b/>
+          <w:bCs/>
+          <w:sz w:val="32"/>
+          <w:szCs w:val="32"/>
+          <w:u w:val="single"/>
+        </w:rPr>
+      </w:pPr>
+      <w:r>
+        <w:rPr>
+          <w:b/>
+          <w:bCs/>
+          <w:sz w:val="32"/>
+          <w:szCs w:val="32"/>
+          <w:u w:val="single"/>
+        </w:rPr>
+        <w:t xml:space="preserve">TS Jatai – TS 1.3 Malayalam Corrections – Observed till </w:t>
+      </w:r>
+      <w:r>
+        <w:rPr>
+          <w:b/>
+          <w:bCs/>
+          <w:sz w:val="32"/>
+          <w:szCs w:val="32"/>
+          <w:highlight w:val="red"/>
+          <w:u w:val="single"/>
+        </w:rPr>
+        <w:t>????</w:t>
+      </w:r>
+    </w:p>
+    <w:p>
+      <w:pPr>
+        <w:spacing w:before="0" w:line="240" w:lineRule="auto"/>
+        <w:jc w:val="center"/>
+        <w:rPr>
+          <w:b/>
+          <w:bCs/>
+          <w:sz w:val="28"/>
+          <w:szCs w:val="32"/>
+        </w:rPr>
+      </w:pPr>
+      <w:r>
+        <w:rPr>
+          <w:b/>
+          <w:bCs/>
+          <w:sz w:val="28"/>
+          <w:szCs w:val="32"/>
+        </w:rPr>
+        <w:t>(ignore those which are already incorporated in your book’s version and date)</w:t>
+      </w:r>
+    </w:p>
+    <w:tbl>
+      <w:tblPr>
+        <w:tblW w:w="13970" w:type="dxa"/>
+        <w:tblInd w:w="-792" w:type="dxa"/>
+        <w:tblBorders>
+          <w:top w:val="single" w:sz="4" w:space="0" w:color="000000"/>
+          <w:left w:val="single" w:sz="4" w:space="0" w:color="000000"/>
+          <w:bottom w:val="single" w:sz="4" w:space="0" w:color="000000"/>
+          <w:right w:val="single" w:sz="4" w:space="0" w:color="000000"/>
+          <w:insideH w:val="single" w:sz="4" w:space="0" w:color="000000"/>
+          <w:insideV w:val="single" w:sz="4" w:space="0" w:color="000000"/>
+        </w:tblBorders>
+        <w:tblLook w:val="04A0" w:firstRow="1" w:lastRow="0" w:firstColumn="1" w:lastColumn="0" w:noHBand="0" w:noVBand="1"/>
+      </w:tblPr>
+      <w:tblGrid>
+        <w:gridCol w:w="6883"/>
+        <w:gridCol w:w="7087"/>
+      </w:tblGrid>
+      <w:tr>
+        <w:tc>
+          <w:tcPr>
+            <w:tcW w:w="6883" w:type="dxa"/>
+          </w:tcPr>
+          <w:p>
+            <w:pPr>
+              <w:spacing w:before="0" w:line="240" w:lineRule="auto"/>
+              <w:jc w:val="center"/>
+              <w:rPr>
+                <w:b/>
+                <w:sz w:val="32"/>
+                <w:szCs w:val="32"/>
+              </w:rPr>
+            </w:pPr>
+            <w:r>
+              <w:rPr>
+                <w:b/>
+                <w:sz w:val="32"/>
+                <w:szCs w:val="32"/>
+              </w:rPr>
+              <w:t>As Printed</w:t>
+            </w:r>
+          </w:p>
+        </w:tc>
+        <w:tc>
+          <w:tcPr>
+            <w:tcW w:w="7087" w:type="dxa"/>
+          </w:tcPr>
+          <w:p>
+            <w:pPr>
+              <w:spacing w:before="0" w:line="240" w:lineRule="auto"/>
+              <w:ind w:right="-18"/>
+              <w:jc w:val="center"/>
+              <w:rPr>
+                <w:b/>
+                <w:sz w:val="32"/>
+                <w:szCs w:val="32"/>
+              </w:rPr>
+            </w:pPr>
+            <w:r>
+              <w:rPr>
+                <w:b/>
+                <w:sz w:val="32"/>
+                <w:szCs w:val="32"/>
+              </w:rPr>
+              <w:t>To be read as or corrected as</w:t>
+            </w:r>
+            <w:r>
+              <w:rPr>
+                <w:b/>
+                <w:sz w:val="32"/>
+                <w:szCs w:val="32"/>
+              </w:rPr>
+              <w:t xml:space="preserve"> </w:t>
+            </w:r>
+          </w:p>
+        </w:tc>
+      </w:tr>
+      <w:tr>
+        <w:trPr>
+          <w:trHeight w:val="1338"/>
+        </w:trPr>
+        <w:tc>
+          <w:tcPr>
+            <w:tcW w:w="6883" w:type="dxa"/>
+          </w:tcPr>
+          <w:p>
+            <w:pPr>
+              <w:widowControl w:val="0"/>
+              <w:autoSpaceDE w:val="0"/>
+              <w:autoSpaceDN w:val="0"/>
+              <w:adjustRightInd w:val="0"/>
+              <w:spacing w:before="0" w:line="240" w:lineRule="auto"/>
+              <w:rPr>
+                <w:rFonts w:ascii="BRH Malayalam Extra" w:hAnsi="BRH Malayalam Extra" w:cs="BRH Malayalam Extra"/>
+                <w:color w:val="000000"/>
+                <w:sz w:val="36"/>
+                <w:szCs w:val="40"/>
+              </w:rPr>
+            </w:pPr>
+            <w:r>
+              <w:rPr>
+                <w:rFonts w:cs="BRH Malayalam Extra"/>
+                <w:color w:val="000000"/>
+                <w:sz w:val="28"/>
+                <w:szCs w:val="40"/>
+              </w:rPr>
+              <w:t>5</w:t>
+            </w:r>
+            <w:r>
+              <w:rPr>
+                <w:rFonts w:ascii="BRH Malayalam Extra" w:hAnsi="BRH Malayalam Extra" w:cs="BRH Malayalam Extra"/>
+                <w:color w:val="000000"/>
+                <w:sz w:val="36"/>
+                <w:szCs w:val="40"/>
+              </w:rPr>
+              <w:t xml:space="preserve">)  </w:t>
+            </w:r>
+            <w:r>
+              <w:rPr>
+                <w:rFonts w:cs="BRH Malayalam Extra"/>
+                <w:color w:val="000000"/>
+                <w:sz w:val="28"/>
+                <w:szCs w:val="40"/>
+              </w:rPr>
+              <w:t>1</w:t>
+            </w:r>
+            <w:r>
+              <w:rPr>
+                <w:rFonts w:ascii="BRH Malayalam Extra" w:hAnsi="BRH Malayalam Extra" w:cs="BRH Malayalam Extra"/>
+                <w:color w:val="000000"/>
+                <w:sz w:val="36"/>
+                <w:szCs w:val="40"/>
+              </w:rPr>
+              <w:t>.</w:t>
+            </w:r>
+            <w:r>
+              <w:rPr>
+                <w:rFonts w:cs="BRH Malayalam Extra"/>
+                <w:color w:val="000000"/>
+                <w:sz w:val="28"/>
+                <w:szCs w:val="40"/>
+              </w:rPr>
+              <w:t>3</w:t>
+            </w:r>
+            <w:r>
+              <w:rPr>
+                <w:rFonts w:ascii="BRH Malayalam Extra" w:hAnsi="BRH Malayalam Extra" w:cs="BRH Malayalam Extra"/>
+                <w:color w:val="000000"/>
+                <w:sz w:val="36"/>
+                <w:szCs w:val="40"/>
+              </w:rPr>
+              <w:t>.</w:t>
+            </w:r>
+            <w:r>
+              <w:rPr>
+                <w:rFonts w:cs="BRH Malayalam Extra"/>
+                <w:color w:val="000000"/>
+                <w:sz w:val="28"/>
+                <w:szCs w:val="40"/>
+              </w:rPr>
+              <w:t>14</w:t>
+            </w:r>
+            <w:r>
+              <w:rPr>
+                <w:rFonts w:ascii="BRH Malayalam Extra" w:hAnsi="BRH Malayalam Extra" w:cs="BRH Malayalam Extra"/>
+                <w:color w:val="000000"/>
+                <w:sz w:val="36"/>
+                <w:szCs w:val="40"/>
+              </w:rPr>
+              <w:t>.</w:t>
+            </w:r>
+            <w:r>
+              <w:rPr>
+                <w:rFonts w:cs="BRH Malayalam Extra"/>
+                <w:color w:val="000000"/>
+                <w:sz w:val="28"/>
+                <w:szCs w:val="40"/>
+              </w:rPr>
+              <w:t>4</w:t>
+            </w:r>
+            <w:r>
+              <w:rPr>
+                <w:rFonts w:ascii="BRH Malayalam Extra" w:hAnsi="BRH Malayalam Extra" w:cs="BRH Malayalam Extra"/>
+                <w:color w:val="000000"/>
+                <w:sz w:val="36"/>
+                <w:szCs w:val="40"/>
+              </w:rPr>
+              <w:t>(</w:t>
+            </w:r>
+            <w:r>
+              <w:rPr>
+                <w:rFonts w:cs="BRH Malayalam Extra"/>
+                <w:color w:val="000000"/>
+                <w:sz w:val="28"/>
+                <w:szCs w:val="40"/>
+              </w:rPr>
+              <w:t>3</w:t>
+            </w:r>
+            <w:r>
+              <w:rPr>
+                <w:rFonts w:ascii="BRH Malayalam Extra" w:hAnsi="BRH Malayalam Extra" w:cs="BRH Malayalam Extra"/>
+                <w:color w:val="000000"/>
+                <w:sz w:val="36"/>
+                <w:szCs w:val="40"/>
+              </w:rPr>
+              <w:t>)- k</w:t>
+            </w:r>
+            <w:r>
+              <w:rPr>
+                <w:rFonts w:ascii="BRH Malayalam Extra" w:hAnsi="BRH Malayalam Extra" w:cs="BRH Malayalam Extra"/>
+                <w:color w:val="000000"/>
+                <w:sz w:val="29"/>
+                <w:szCs w:val="40"/>
+              </w:rPr>
+              <w:t>–</w:t>
+            </w:r>
+            <w:r>
+              <w:rPr>
+                <w:rFonts w:ascii="BRH Malayalam Extra" w:hAnsi="BRH Malayalam Extra" w:cs="BRH Malayalam Extra"/>
+                <w:color w:val="000000"/>
+                <w:sz w:val="36"/>
+                <w:szCs w:val="40"/>
+              </w:rPr>
+              <w:t>jyI ||</w:t>
+            </w:r>
+          </w:p>
+          <w:p>
+            <w:pPr>
+              <w:widowControl w:val="0"/>
+              <w:autoSpaceDE w:val="0"/>
+              <w:autoSpaceDN w:val="0"/>
+              <w:adjustRightInd w:val="0"/>
+              <w:spacing w:before="0" w:line="240" w:lineRule="auto"/>
+              <w:rPr>
+                <w:rFonts w:cs="Latha"/>
+                <w:b/>
+                <w:bCs/>
+                <w:sz w:val="32"/>
+                <w:szCs w:val="44"/>
+                <w:cs/>
+                <w:lang w:bidi="ta-IN"/>
+              </w:rPr>
+            </w:pPr>
+            <w:r>
+              <w:rPr>
+                <w:rFonts w:ascii="BRH Malayalam Extra" w:hAnsi="BRH Malayalam Extra" w:cs="BRH Malayalam Extra"/>
+                <w:color w:val="000000"/>
+                <w:sz w:val="36"/>
+                <w:szCs w:val="40"/>
+              </w:rPr>
+              <w:t>k</w:t>
+            </w:r>
+            <w:r>
+              <w:rPr>
+                <w:rFonts w:ascii="BRH Malayalam Extra" w:hAnsi="BRH Malayalam Extra" w:cs="BRH Malayalam Extra"/>
+                <w:color w:val="000000"/>
+                <w:sz w:val="29"/>
+                <w:szCs w:val="40"/>
+              </w:rPr>
+              <w:t>–</w:t>
+            </w:r>
+            <w:r>
+              <w:rPr>
+                <w:rFonts w:ascii="BRH Malayalam Extra" w:hAnsi="BRH Malayalam Extra" w:cs="BRH Malayalam Extra"/>
+                <w:color w:val="000000"/>
+                <w:sz w:val="36"/>
+                <w:szCs w:val="40"/>
+              </w:rPr>
+              <w:t xml:space="preserve">jyiyZy— </w:t>
+            </w:r>
+            <w:r>
+              <w:rPr>
+                <w:rFonts w:ascii="BRH Malayalam Extra" w:hAnsi="BRH Malayalam Extra" w:cs="BRH Malayalam Extra"/>
+                <w:color w:val="000000"/>
+                <w:sz w:val="36"/>
+                <w:szCs w:val="40"/>
+                <w:highlight w:val="yellow"/>
+              </w:rPr>
+              <w:t>k</w:t>
+            </w:r>
+            <w:r>
+              <w:rPr>
+                <w:rFonts w:ascii="BRH Malayalam Extra" w:hAnsi="BRH Malayalam Extra" w:cs="BRH Malayalam Extra"/>
+                <w:color w:val="000000"/>
+                <w:sz w:val="36"/>
+                <w:szCs w:val="40"/>
+              </w:rPr>
+              <w:t xml:space="preserve">jyI | </w:t>
+            </w:r>
+          </w:p>
+        </w:tc>
+        <w:tc>
+          <w:tcPr>
+            <w:tcW w:w="7087" w:type="dxa"/>
+          </w:tcPr>
+          <w:p>
+            <w:pPr>
+              <w:widowControl w:val="0"/>
+              <w:autoSpaceDE w:val="0"/>
+              <w:autoSpaceDN w:val="0"/>
+              <w:adjustRightInd w:val="0"/>
+              <w:spacing w:before="0" w:line="240" w:lineRule="auto"/>
+              <w:rPr>
+                <w:rFonts w:ascii="BRH Malayalam Extra" w:hAnsi="BRH Malayalam Extra" w:cs="BRH Malayalam Extra"/>
+                <w:color w:val="000000"/>
+                <w:sz w:val="36"/>
+                <w:szCs w:val="40"/>
+              </w:rPr>
+            </w:pPr>
+            <w:r>
+              <w:rPr>
+                <w:rFonts w:cs="BRH Malayalam Extra"/>
+                <w:color w:val="000000"/>
+                <w:sz w:val="28"/>
+                <w:szCs w:val="40"/>
+              </w:rPr>
+              <w:t>5</w:t>
+            </w:r>
+            <w:r>
+              <w:rPr>
+                <w:rFonts w:ascii="BRH Malayalam Extra" w:hAnsi="BRH Malayalam Extra" w:cs="BRH Malayalam Extra"/>
+                <w:color w:val="000000"/>
+                <w:sz w:val="36"/>
+                <w:szCs w:val="40"/>
+              </w:rPr>
+              <w:t xml:space="preserve">)  </w:t>
+            </w:r>
+            <w:r>
+              <w:rPr>
+                <w:rFonts w:cs="BRH Malayalam Extra"/>
+                <w:color w:val="000000"/>
+                <w:sz w:val="28"/>
+                <w:szCs w:val="40"/>
+              </w:rPr>
+              <w:t>1</w:t>
+            </w:r>
+            <w:r>
+              <w:rPr>
+                <w:rFonts w:ascii="BRH Malayalam Extra" w:hAnsi="BRH Malayalam Extra" w:cs="BRH Malayalam Extra"/>
+                <w:color w:val="000000"/>
+                <w:sz w:val="36"/>
+                <w:szCs w:val="40"/>
+              </w:rPr>
+              <w:t>.</w:t>
+            </w:r>
+            <w:r>
+              <w:rPr>
+                <w:rFonts w:cs="BRH Malayalam Extra"/>
+                <w:color w:val="000000"/>
+                <w:sz w:val="28"/>
+                <w:szCs w:val="40"/>
+              </w:rPr>
+              <w:t>3</w:t>
+            </w:r>
+            <w:r>
+              <w:rPr>
+                <w:rFonts w:ascii="BRH Malayalam Extra" w:hAnsi="BRH Malayalam Extra" w:cs="BRH Malayalam Extra"/>
+                <w:color w:val="000000"/>
+                <w:sz w:val="36"/>
+                <w:szCs w:val="40"/>
+              </w:rPr>
+              <w:t>.</w:t>
+            </w:r>
+            <w:r>
+              <w:rPr>
+                <w:rFonts w:cs="BRH Malayalam Extra"/>
+                <w:color w:val="000000"/>
+                <w:sz w:val="28"/>
+                <w:szCs w:val="40"/>
+              </w:rPr>
+              <w:t>14</w:t>
+            </w:r>
+            <w:r>
+              <w:rPr>
+                <w:rFonts w:ascii="BRH Malayalam Extra" w:hAnsi="BRH Malayalam Extra" w:cs="BRH Malayalam Extra"/>
+                <w:color w:val="000000"/>
+                <w:sz w:val="36"/>
+                <w:szCs w:val="40"/>
+              </w:rPr>
+              <w:t>.</w:t>
+            </w:r>
+            <w:r>
+              <w:rPr>
+                <w:rFonts w:cs="BRH Malayalam Extra"/>
+                <w:color w:val="000000"/>
+                <w:sz w:val="28"/>
+                <w:szCs w:val="40"/>
+              </w:rPr>
+              <w:t>4</w:t>
+            </w:r>
+            <w:r>
+              <w:rPr>
+                <w:rFonts w:ascii="BRH Malayalam Extra" w:hAnsi="BRH Malayalam Extra" w:cs="BRH Malayalam Extra"/>
+                <w:color w:val="000000"/>
+                <w:sz w:val="36"/>
+                <w:szCs w:val="40"/>
+              </w:rPr>
+              <w:t>(</w:t>
+            </w:r>
+            <w:r>
+              <w:rPr>
+                <w:rFonts w:cs="BRH Malayalam Extra"/>
+                <w:color w:val="000000"/>
+                <w:sz w:val="28"/>
+                <w:szCs w:val="40"/>
+              </w:rPr>
+              <w:t>3</w:t>
+            </w:r>
+            <w:r>
+              <w:rPr>
+                <w:rFonts w:ascii="BRH Malayalam Extra" w:hAnsi="BRH Malayalam Extra" w:cs="BRH Malayalam Extra"/>
+                <w:color w:val="000000"/>
+                <w:sz w:val="36"/>
+                <w:szCs w:val="40"/>
+              </w:rPr>
+              <w:t>)- k</w:t>
+            </w:r>
+            <w:r>
+              <w:rPr>
+                <w:rFonts w:ascii="BRH Malayalam Extra" w:hAnsi="BRH Malayalam Extra" w:cs="BRH Malayalam Extra"/>
+                <w:color w:val="000000"/>
+                <w:sz w:val="29"/>
+                <w:szCs w:val="40"/>
+              </w:rPr>
+              <w:t>–</w:t>
+            </w:r>
+            <w:r>
+              <w:rPr>
+                <w:rFonts w:ascii="BRH Malayalam Extra" w:hAnsi="BRH Malayalam Extra" w:cs="BRH Malayalam Extra"/>
+                <w:color w:val="000000"/>
+                <w:sz w:val="36"/>
+                <w:szCs w:val="40"/>
+              </w:rPr>
+              <w:t>jyI ||</w:t>
+            </w:r>
+          </w:p>
+          <w:p>
+            <w:pPr>
+              <w:widowControl w:val="0"/>
+              <w:autoSpaceDE w:val="0"/>
+              <w:autoSpaceDN w:val="0"/>
+              <w:adjustRightInd w:val="0"/>
+              <w:spacing w:before="0" w:line="240" w:lineRule="auto"/>
+              <w:rPr>
+                <w:rFonts w:cs="Latha"/>
+                <w:b/>
+                <w:bCs/>
+                <w:sz w:val="32"/>
+                <w:szCs w:val="44"/>
+                <w:cs/>
+                <w:lang w:bidi="ta-IN"/>
+              </w:rPr>
+            </w:pPr>
+            <w:r>
+              <w:rPr>
+                <w:rFonts w:ascii="BRH Malayalam Extra" w:hAnsi="BRH Malayalam Extra" w:cs="BRH Malayalam Extra"/>
+                <w:color w:val="000000"/>
+                <w:sz w:val="36"/>
+                <w:szCs w:val="40"/>
+              </w:rPr>
+              <w:t>k</w:t>
+            </w:r>
+            <w:r>
+              <w:rPr>
+                <w:rFonts w:ascii="BRH Malayalam Extra" w:hAnsi="BRH Malayalam Extra" w:cs="BRH Malayalam Extra"/>
+                <w:color w:val="000000"/>
+                <w:sz w:val="29"/>
+                <w:szCs w:val="40"/>
+              </w:rPr>
+              <w:t>–</w:t>
+            </w:r>
+            <w:r>
+              <w:rPr>
+                <w:rFonts w:ascii="BRH Malayalam Extra" w:hAnsi="BRH Malayalam Extra" w:cs="BRH Malayalam Extra"/>
+                <w:color w:val="000000"/>
+                <w:sz w:val="36"/>
+                <w:szCs w:val="40"/>
+              </w:rPr>
+              <w:t xml:space="preserve">jyiyZy— </w:t>
+            </w:r>
+            <w:r>
+              <w:rPr>
+                <w:rFonts w:ascii="BRH Malayalam Extra" w:hAnsi="BRH Malayalam Extra" w:cs="BRH Malayalam Extra"/>
+                <w:color w:val="000000"/>
+                <w:sz w:val="36"/>
+                <w:szCs w:val="40"/>
+                <w:highlight w:val="green"/>
+              </w:rPr>
+              <w:t>k</w:t>
+            </w:r>
+            <w:r>
+              <w:rPr>
+                <w:rFonts w:ascii="BRH Malayalam Extra" w:hAnsi="BRH Malayalam Extra" w:cs="BRH Malayalam Extra"/>
+                <w:color w:val="000000"/>
+                <w:sz w:val="29"/>
+                <w:szCs w:val="40"/>
+              </w:rPr>
+              <w:t>–</w:t>
+            </w:r>
+            <w:r>
+              <w:rPr>
+                <w:rFonts w:ascii="BRH Malayalam Extra" w:hAnsi="BRH Malayalam Extra" w:cs="BRH Malayalam Extra"/>
+                <w:color w:val="000000"/>
+                <w:sz w:val="36"/>
+                <w:szCs w:val="40"/>
+              </w:rPr>
+              <w:t xml:space="preserve">jyI | </w:t>
+            </w:r>
+          </w:p>
+        </w:tc>
+      </w:tr>
+    </w:tbl>
+    <w:p>
+      <w:pPr>
+        <w:spacing w:before="0" w:line="240" w:lineRule="auto"/>
+        <w:jc w:val="center"/>
+        <w:rPr>
+          <w:b/>
+          <w:bCs/>
+          <w:sz w:val="32"/>
+          <w:szCs w:val="32"/>
+          <w:u w:val="single"/>
+        </w:rPr>
+      </w:pPr>
+    </w:p>
     <w:p>
       <w:pPr>
         <w:spacing w:before="0" w:line="240" w:lineRule="auto"/>
@@ -123,27 +703,7 @@
           <w:sz w:val="28"/>
           <w:szCs w:val="32"/>
         </w:rPr>
-        <w:t>(</w:t>
-      </w:r>
-      <w:proofErr w:type="gramStart"/>
-      <w:r>
-        <w:rPr>
-          <w:b/>
-          <w:bCs/>
-          <w:sz w:val="28"/>
-          <w:szCs w:val="32"/>
-        </w:rPr>
-        <w:t>ignore</w:t>
-      </w:r>
-      <w:proofErr w:type="gramEnd"/>
-      <w:r>
-        <w:rPr>
-          <w:b/>
-          <w:bCs/>
-          <w:sz w:val="28"/>
-          <w:szCs w:val="32"/>
-        </w:rPr>
-        <w:t xml:space="preserve"> those which are already incorporated in your book’s version and date)</w:t>
+        <w:t>(ignore those which are already incorporated in your book’s version and date)</w:t>
       </w:r>
     </w:p>
     <w:tbl>
@@ -1494,6 +2054,7 @@
                 <w:sz w:val="36"/>
                 <w:szCs w:val="40"/>
               </w:rPr>
+              <w:lastRenderedPageBreak/>
               <w:t>Akx</w:t>
             </w:r>
             <w:r>
@@ -1566,25 +2127,7 @@
                 <w:sz w:val="36"/>
                 <w:szCs w:val="40"/>
               </w:rPr>
-              <w:t>„</w:t>
-            </w:r>
-            <w:proofErr w:type="gramStart"/>
-            <w:r>
-              <w:rPr>
-                <w:rFonts w:ascii="BRH Malayalam Extra" w:hAnsi="BRH Malayalam Extra" w:cs="BRH Malayalam Extra"/>
-                <w:sz w:val="36"/>
-                <w:szCs w:val="40"/>
-              </w:rPr>
-              <w:t>kx</w:t>
-            </w:r>
-            <w:proofErr w:type="gramEnd"/>
-            <w:r>
-              <w:rPr>
-                <w:rFonts w:ascii="BRH Malayalam Extra" w:hAnsi="BRH Malayalam Extra" w:cs="BRH Malayalam Extra"/>
-                <w:sz w:val="36"/>
-                <w:szCs w:val="40"/>
-              </w:rPr>
-              <w:t>—Zz</w:t>
+              <w:t>„kx—Zz</w:t>
             </w:r>
             <w:r>
               <w:rPr>
@@ -1677,6 +2220,7 @@
                 <w:sz w:val="28"/>
                 <w:szCs w:val="40"/>
               </w:rPr>
+              <w:lastRenderedPageBreak/>
               <w:t>21</w:t>
             </w:r>
             <w:r>
@@ -1819,6 +2363,7 @@
                 <w:sz w:val="36"/>
                 <w:szCs w:val="40"/>
               </w:rPr>
+              <w:lastRenderedPageBreak/>
               <w:t>Akx—</w:t>
             </w:r>
             <w:r>
@@ -1890,25 +2435,7 @@
                 <w:sz w:val="36"/>
                 <w:szCs w:val="40"/>
               </w:rPr>
-              <w:t>„</w:t>
-            </w:r>
-            <w:proofErr w:type="gramStart"/>
-            <w:r>
-              <w:rPr>
-                <w:rFonts w:ascii="BRH Malayalam Extra" w:hAnsi="BRH Malayalam Extra" w:cs="BRH Malayalam Extra"/>
-                <w:sz w:val="36"/>
-                <w:szCs w:val="40"/>
-              </w:rPr>
-              <w:t>kx</w:t>
-            </w:r>
-            <w:proofErr w:type="gramEnd"/>
-            <w:r>
-              <w:rPr>
-                <w:rFonts w:ascii="BRH Malayalam Extra" w:hAnsi="BRH Malayalam Extra" w:cs="BRH Malayalam Extra"/>
-                <w:sz w:val="36"/>
-                <w:szCs w:val="40"/>
-              </w:rPr>
-              <w:t>—Zz</w:t>
+              <w:t>„kx—Zz</w:t>
             </w:r>
             <w:r>
               <w:rPr>
@@ -1989,6 +2516,7 @@
                 <w:sz w:val="28"/>
                 <w:szCs w:val="40"/>
               </w:rPr>
+              <w:lastRenderedPageBreak/>
               <w:t>74</w:t>
             </w:r>
             <w:r>
@@ -2095,7 +2623,6 @@
               </w:rPr>
               <w:t>(³§</w:t>
             </w:r>
-            <w:proofErr w:type="gramStart"/>
             <w:r>
               <w:rPr>
                 <w:rFonts w:ascii="BRH Malayalam Extra" w:hAnsi="BRH Malayalam Extra" w:cs="BRH Malayalam Extra"/>
@@ -2112,7 +2639,6 @@
               </w:rPr>
               <w:t>)sz</w:t>
             </w:r>
-            <w:proofErr w:type="gramEnd"/>
             <w:r>
               <w:rPr>
                 <w:rFonts w:ascii="BRH Malayalam Extra" w:hAnsi="BRH Malayalam Extra" w:cs="BRH Malayalam Extra"/>
@@ -2166,7 +2692,6 @@
               </w:rPr>
               <w:t>(³§</w:t>
             </w:r>
-            <w:proofErr w:type="gramStart"/>
             <w:r>
               <w:rPr>
                 <w:rFonts w:ascii="BRH Malayalam Extra" w:hAnsi="BRH Malayalam Extra" w:cs="BRH Malayalam Extra"/>
@@ -2192,7 +2717,6 @@
               </w:rPr>
               <w:t>sz</w:t>
             </w:r>
-            <w:proofErr w:type="gramEnd"/>
             <w:r>
               <w:rPr>
                 <w:rFonts w:ascii="BRH Malayalam Extra" w:hAnsi="BRH Malayalam Extra" w:cs="BRH Malayalam Extra"/>
@@ -2382,7 +2906,6 @@
               </w:rPr>
               <w:t>(³§</w:t>
             </w:r>
-            <w:proofErr w:type="gramStart"/>
             <w:r>
               <w:rPr>
                 <w:rFonts w:ascii="BRH Malayalam Extra" w:hAnsi="BRH Malayalam Extra" w:cs="BRH Malayalam Extra"/>
@@ -2399,7 +2922,6 @@
               </w:rPr>
               <w:t>)sz</w:t>
             </w:r>
-            <w:proofErr w:type="gramEnd"/>
             <w:r>
               <w:rPr>
                 <w:rFonts w:ascii="BRH Malayalam Extra" w:hAnsi="BRH Malayalam Extra" w:cs="BRH Malayalam Extra"/>
@@ -2453,7 +2975,6 @@
               </w:rPr>
               <w:t>(³§</w:t>
             </w:r>
-            <w:proofErr w:type="gramStart"/>
             <w:r>
               <w:rPr>
                 <w:rFonts w:ascii="BRH Malayalam Extra" w:hAnsi="BRH Malayalam Extra" w:cs="BRH Malayalam Extra"/>
@@ -2479,7 +3000,6 @@
               </w:rPr>
               <w:t>sz</w:t>
             </w:r>
-            <w:proofErr w:type="gramEnd"/>
             <w:r>
               <w:rPr>
                 <w:rFonts w:ascii="BRH Malayalam Extra" w:hAnsi="BRH Malayalam Extra" w:cs="BRH Malayalam Extra"/>
@@ -3974,6 +4494,7 @@
                 <w:sz w:val="36"/>
                 <w:szCs w:val="40"/>
               </w:rPr>
+              <w:lastRenderedPageBreak/>
               <w:t>s¥</w:t>
             </w:r>
             <w:bookmarkStart w:id="0" w:name="_Hlk120378363"/>
@@ -4052,6 +4573,7 @@
                 <w:sz w:val="28"/>
                 <w:szCs w:val="40"/>
               </w:rPr>
+              <w:lastRenderedPageBreak/>
               <w:t>26</w:t>
             </w:r>
             <w:r>
@@ -4183,6 +4705,7 @@
                 <w:sz w:val="36"/>
                 <w:szCs w:val="40"/>
               </w:rPr>
+              <w:lastRenderedPageBreak/>
               <w:t>s¥LZy</w:t>
             </w:r>
             <w:r>
@@ -4248,6 +4771,7 @@
                 <w:sz w:val="28"/>
                 <w:szCs w:val="40"/>
               </w:rPr>
+              <w:lastRenderedPageBreak/>
               <w:t>39</w:t>
             </w:r>
             <w:r>
@@ -4662,7 +5186,6 @@
                 <w:sz w:val="28"/>
                 <w:szCs w:val="40"/>
               </w:rPr>
-              <w:lastRenderedPageBreak/>
               <w:t>26</w:t>
             </w:r>
             <w:r>
@@ -5030,7 +5553,6 @@
                 <w:sz w:val="28"/>
                 <w:szCs w:val="40"/>
               </w:rPr>
-              <w:lastRenderedPageBreak/>
               <w:t>26</w:t>
             </w:r>
             <w:r>
@@ -5372,7 +5894,6 @@
                 <w:sz w:val="28"/>
                 <w:szCs w:val="40"/>
               </w:rPr>
-              <w:lastRenderedPageBreak/>
               <w:t>24</w:t>
             </w:r>
             <w:r>
@@ -6954,6 +7475,7 @@
                 <w:sz w:val="28"/>
                 <w:szCs w:val="40"/>
               </w:rPr>
+              <w:lastRenderedPageBreak/>
               <w:t>43</w:t>
             </w:r>
             <w:r>
@@ -7573,7 +8095,6 @@
                 <w:sz w:val="28"/>
                 <w:szCs w:val="40"/>
               </w:rPr>
-              <w:lastRenderedPageBreak/>
               <w:t>52</w:t>
             </w:r>
             <w:r>
@@ -7923,7 +8444,6 @@
                 <w:sz w:val="28"/>
                 <w:szCs w:val="40"/>
               </w:rPr>
-              <w:lastRenderedPageBreak/>
               <w:t>52</w:t>
             </w:r>
             <w:r>
@@ -8278,7 +8798,6 @@
                 <w:sz w:val="28"/>
                 <w:szCs w:val="40"/>
               </w:rPr>
-              <w:lastRenderedPageBreak/>
               <w:t>20</w:t>
             </w:r>
             <w:r>
@@ -9586,6 +10105,7 @@
                 <w:sz w:val="28"/>
                 <w:szCs w:val="40"/>
               </w:rPr>
+              <w:lastRenderedPageBreak/>
               <w:t>16</w:t>
             </w:r>
             <w:r>
@@ -9692,7 +10212,6 @@
               </w:rPr>
               <w:t>(³§</w:t>
             </w:r>
-            <w:proofErr w:type="gramStart"/>
             <w:r>
               <w:rPr>
                 <w:rFonts w:ascii="BRH Malayalam Extra" w:hAnsi="BRH Malayalam Extra" w:cs="BRH Malayalam Extra"/>
@@ -9709,7 +10228,6 @@
               </w:rPr>
               <w:t>)sz</w:t>
             </w:r>
-            <w:proofErr w:type="gramEnd"/>
             <w:r>
               <w:rPr>
                 <w:rFonts w:ascii="BRH Malayalam Extra" w:hAnsi="BRH Malayalam Extra" w:cs="BRH Malayalam Extra"/>
@@ -9767,7 +10285,6 @@
               </w:rPr>
               <w:t>(³§</w:t>
             </w:r>
-            <w:proofErr w:type="gramStart"/>
             <w:r>
               <w:rPr>
                 <w:rFonts w:ascii="BRH Malayalam Extra" w:hAnsi="BRH Malayalam Extra" w:cs="BRH Malayalam Extra"/>
@@ -9793,7 +10310,6 @@
               </w:rPr>
               <w:t>sz</w:t>
             </w:r>
-            <w:proofErr w:type="gramEnd"/>
             <w:r>
               <w:rPr>
                 <w:rFonts w:ascii="BRH Malayalam Extra" w:hAnsi="BRH Malayalam Extra" w:cs="BRH Malayalam Extra"/>
@@ -9850,18 +10366,8 @@
                 <w:sz w:val="36"/>
                 <w:szCs w:val="40"/>
               </w:rPr>
-              <w:t>) k±—sx(³§) ty(³§)szª. ty(³</w:t>
-            </w:r>
-            <w:proofErr w:type="gramStart"/>
-            <w:r>
-              <w:rPr>
-                <w:rFonts w:ascii="BRH Malayalam Extra" w:hAnsi="BRH Malayalam Extra" w:cs="BRH Malayalam Extra"/>
-                <w:sz w:val="36"/>
-                <w:szCs w:val="40"/>
-              </w:rPr>
-              <w:t>§)sz</w:t>
-            </w:r>
-            <w:proofErr w:type="gramEnd"/>
+              <w:t>) k±—sx(³§) ty(³§)szª. ty(³§)sz</w:t>
+            </w:r>
             <w:r>
               <w:rPr>
                 <w:rFonts w:ascii="BRH Malayalam Extra" w:hAnsi="BRH Malayalam Extra" w:cs="BRH Malayalam Extra"/>
@@ -9927,6 +10433,7 @@
                 <w:sz w:val="28"/>
                 <w:szCs w:val="40"/>
               </w:rPr>
+              <w:lastRenderedPageBreak/>
               <w:t>16</w:t>
             </w:r>
             <w:r>
@@ -10033,7 +10540,6 @@
               </w:rPr>
               <w:t>(³§</w:t>
             </w:r>
-            <w:proofErr w:type="gramStart"/>
             <w:r>
               <w:rPr>
                 <w:rFonts w:ascii="BRH Malayalam Extra" w:hAnsi="BRH Malayalam Extra" w:cs="BRH Malayalam Extra"/>
@@ -10050,7 +10556,6 @@
               </w:rPr>
               <w:t>)sz</w:t>
             </w:r>
-            <w:proofErr w:type="gramEnd"/>
             <w:r>
               <w:rPr>
                 <w:rFonts w:ascii="BRH Malayalam Extra" w:hAnsi="BRH Malayalam Extra" w:cs="BRH Malayalam Extra"/>
@@ -10109,7 +10614,6 @@
               </w:rPr>
               <w:t>(³§</w:t>
             </w:r>
-            <w:proofErr w:type="gramStart"/>
             <w:r>
               <w:rPr>
                 <w:rFonts w:ascii="BRH Malayalam Extra" w:hAnsi="BRH Malayalam Extra" w:cs="BRH Malayalam Extra"/>
@@ -10135,7 +10639,6 @@
               </w:rPr>
               <w:t>sz</w:t>
             </w:r>
-            <w:proofErr w:type="gramEnd"/>
             <w:r>
               <w:rPr>
                 <w:rFonts w:ascii="BRH Malayalam Extra" w:hAnsi="BRH Malayalam Extra" w:cs="BRH Malayalam Extra"/>
@@ -10182,16 +10685,7 @@
                 <w:sz w:val="36"/>
                 <w:szCs w:val="40"/>
               </w:rPr>
-              <w:t>) k±—sx(³§) ty(³§)szª. ty(³</w:t>
-            </w:r>
-            <w:proofErr w:type="gramStart"/>
-            <w:r>
-              <w:rPr>
-                <w:rFonts w:ascii="BRH Malayalam Extra" w:hAnsi="BRH Malayalam Extra" w:cs="BRH Malayalam Extra"/>
-                <w:sz w:val="36"/>
-                <w:szCs w:val="40"/>
-              </w:rPr>
-              <w:t>§)</w:t>
+              <w:t>) k±—sx(³§) ty(³§)szª. ty(³§)</w:t>
             </w:r>
             <w:r>
               <w:rPr>
@@ -10202,7 +10696,6 @@
               </w:rPr>
               <w:t>sz</w:t>
             </w:r>
-            <w:proofErr w:type="gramEnd"/>
             <w:r>
               <w:rPr>
                 <w:rFonts w:ascii="BRH Malayalam Extra" w:hAnsi="BRH Malayalam Extra" w:cs="BRH Malayalam Extra"/>
@@ -10260,7 +10753,6 @@
                 <w:sz w:val="28"/>
                 <w:szCs w:val="40"/>
               </w:rPr>
-              <w:lastRenderedPageBreak/>
               <w:t>13</w:t>
             </w:r>
             <w:r>
@@ -10566,7 +11058,6 @@
                 <w:sz w:val="28"/>
                 <w:szCs w:val="40"/>
               </w:rPr>
-              <w:lastRenderedPageBreak/>
               <w:t>13</w:t>
             </w:r>
             <w:r>
@@ -10860,7 +11351,6 @@
                 <w:sz w:val="28"/>
                 <w:szCs w:val="40"/>
               </w:rPr>
-              <w:lastRenderedPageBreak/>
               <w:t>53</w:t>
             </w:r>
             <w:r>
@@ -12612,6 +13102,7 @@
                 <w:sz w:val="28"/>
                 <w:szCs w:val="40"/>
               </w:rPr>
+              <w:lastRenderedPageBreak/>
               <w:t>38</w:t>
             </w:r>
             <w:r>
@@ -12838,7 +13329,6 @@
                 <w:rFonts w:cs="BRH Malayalam Extra"/>
                 <w:szCs w:val="36"/>
               </w:rPr>
-              <w:lastRenderedPageBreak/>
               <w:t>39</w:t>
             </w:r>
             <w:r>
@@ -13134,7 +13624,6 @@
                 <w:sz w:val="28"/>
                 <w:szCs w:val="40"/>
               </w:rPr>
-              <w:lastRenderedPageBreak/>
               <w:t>38</w:t>
             </w:r>
             <w:r>
@@ -13392,7 +13881,6 @@
                 <w:sz w:val="28"/>
                 <w:szCs w:val="40"/>
               </w:rPr>
-              <w:lastRenderedPageBreak/>
               <w:t>39</w:t>
             </w:r>
             <w:r>
@@ -13705,7 +14193,6 @@
                 <w:sz w:val="28"/>
                 <w:szCs w:val="40"/>
               </w:rPr>
-              <w:lastRenderedPageBreak/>
               <w:t>31</w:t>
             </w:r>
             <w:r>
@@ -14850,6 +15337,7 @@
                 <w:sz w:val="36"/>
                 <w:szCs w:val="40"/>
               </w:rPr>
+              <w:lastRenderedPageBreak/>
               <w:t>së</w:t>
             </w:r>
             <w:r>
@@ -14942,6 +15430,7 @@
                 <w:sz w:val="28"/>
                 <w:szCs w:val="40"/>
               </w:rPr>
+              <w:lastRenderedPageBreak/>
               <w:t>31</w:t>
             </w:r>
             <w:r>
@@ -15399,6 +15888,7 @@
                 <w:sz w:val="36"/>
                 <w:szCs w:val="40"/>
               </w:rPr>
+              <w:lastRenderedPageBreak/>
               <w:t>së</w:t>
             </w:r>
             <w:r>
@@ -15518,6 +16008,7 @@
                 <w:sz w:val="28"/>
                 <w:szCs w:val="40"/>
               </w:rPr>
+              <w:lastRenderedPageBreak/>
               <w:t>56</w:t>
             </w:r>
             <w:r>
@@ -15916,7 +16407,6 @@
                 <w:sz w:val="28"/>
                 <w:szCs w:val="40"/>
               </w:rPr>
-              <w:lastRenderedPageBreak/>
               <w:t>2</w:t>
             </w:r>
             <w:r>
@@ -16104,18 +16594,8 @@
                 <w:sz w:val="36"/>
                 <w:szCs w:val="40"/>
               </w:rPr>
-              <w:t xml:space="preserve"> „„sx „hõx</w:t>
-            </w:r>
-            <w:proofErr w:type="gramStart"/>
-            <w:r>
-              <w:rPr>
-                <w:rFonts w:ascii="BRH Malayalam Extra" w:hAnsi="BRH Malayalam Extra" w:cs="BRH Malayalam Extra"/>
-                <w:sz w:val="36"/>
-                <w:szCs w:val="40"/>
-              </w:rPr>
-              <w:t>˜(</w:t>
-            </w:r>
-            <w:proofErr w:type="gramEnd"/>
+              <w:t xml:space="preserve"> „„sx „hõx˜(</w:t>
+            </w:r>
             <w:r>
               <w:rPr>
                 <w:rFonts w:cs="BRH Malayalam Extra"/>
@@ -16352,18 +16832,8 @@
                 <w:sz w:val="36"/>
                 <w:szCs w:val="40"/>
               </w:rPr>
-              <w:t>„sx „hõx</w:t>
-            </w:r>
-            <w:proofErr w:type="gramStart"/>
-            <w:r>
-              <w:rPr>
-                <w:rFonts w:ascii="BRH Malayalam Extra" w:hAnsi="BRH Malayalam Extra" w:cs="BRH Malayalam Extra"/>
-                <w:sz w:val="36"/>
-                <w:szCs w:val="40"/>
-              </w:rPr>
-              <w:t>˜(</w:t>
-            </w:r>
-            <w:proofErr w:type="gramEnd"/>
+              <w:t>„sx „hõx˜(</w:t>
+            </w:r>
             <w:r>
               <w:rPr>
                 <w:rFonts w:cs="BRH Malayalam Extra"/>
@@ -17992,27 +18462,7 @@
           <w:sz w:val="28"/>
           <w:szCs w:val="32"/>
         </w:rPr>
-        <w:t>(</w:t>
-      </w:r>
-      <w:proofErr w:type="gramStart"/>
-      <w:r>
-        <w:rPr>
-          <w:b/>
-          <w:bCs/>
-          <w:sz w:val="28"/>
-          <w:szCs w:val="32"/>
-        </w:rPr>
-        <w:t>ignore</w:t>
-      </w:r>
-      <w:proofErr w:type="gramEnd"/>
-      <w:r>
-        <w:rPr>
-          <w:b/>
-          <w:bCs/>
-          <w:sz w:val="28"/>
-          <w:szCs w:val="32"/>
-        </w:rPr>
-        <w:t xml:space="preserve"> those which are already incorporated in your book’s version and date)</w:t>
+        <w:t>(ignore those which are already incorporated in your book’s version and date)</w:t>
       </w:r>
     </w:p>
     <w:tbl>
@@ -18055,6 +18505,7 @@
                 <w:sz w:val="32"/>
                 <w:szCs w:val="32"/>
               </w:rPr>
+              <w:lastRenderedPageBreak/>
               <w:t>Section, Paragraph</w:t>
             </w:r>
           </w:p>
@@ -18298,7 +18749,7 @@
 </file>
 
 <file path=word/endnotes.xml><?xml version="1.0" encoding="utf-8"?>
-<w:endnotes xmlns:wpc="http://schemas.microsoft.com/office/word/2010/wordprocessingCanvas" xmlns:cx="http://schemas.microsoft.com/office/drawing/2014/chartex" xmlns:cx1="http://schemas.microsoft.com/office/drawing/2015/9/8/chartex" xmlns:cx2="http://schemas.microsoft.com/office/drawing/2015/10/21/chartex" xmlns:cx3="http://schemas.microsoft.com/office/drawing/2016/5/9/chartex" xmlns:cx4="http://schemas.microsoft.com/office/drawing/2016/5/10/chartex" xmlns:cx5="http://schemas.microsoft.com/office/drawing/2016/5/11/chartex" xmlns:cx6="http://schemas.microsoft.com/office/drawing/2016/5/12/chartex" xmlns:cx7="http://schemas.microsoft.com/office/drawing/2016/5/13/chartex" xmlns:cx8="http://schemas.microsoft.com/office/drawing/2016/5/14/chartex" xmlns:mc="http://schemas.openxmlformats.org/markup-compatibility/2006" xmlns:aink="http://schemas.microsoft.com/office/drawing/2016/ink" xmlns:am3d="http://schemas.microsoft.com/office/drawing/2017/model3d" xmlns:o="urn:schemas-microsoft-com:office:office" xmlns:oel="http://schemas.microsoft.com/office/2019/extlst" xmlns:r="http://schemas.openxmlformats.org/officeDocument/2006/relationships" xmlns:m="http://schemas.openxmlformats.org/officeDocument/2006/math" xmlns:v="urn:schemas-microsoft-com:vml" xmlns:wp14="http://schemas.microsoft.com/office/word/2010/wordprocessingDrawing" xmlns:wp="http://schemas.openxmlformats.org/drawingml/2006/wordprocessingDrawing" xmlns:w10="urn:schemas-microsoft-com:office:word" xmlns:w="http://schemas.openxmlformats.org/wordprocessingml/2006/main" xmlns:w14="http://schemas.microsoft.com/office/word/2010/wordml" xmlns:w15="http://schemas.microsoft.com/office/word/2012/wordml" xmlns:w16cex="http://schemas.microsoft.com/office/word/2018/wordml/cex" xmlns:w16cid="http://schemas.microsoft.com/office/word/2016/wordml/cid" xmlns:w16="http://schemas.microsoft.com/office/word/2018/wordml" xmlns:w16sdtdh="http://schemas.microsoft.com/office/word/2020/wordml/sdtdatahash" xmlns:w16se="http://schemas.microsoft.com/office/word/2015/wordml/symex" xmlns:wpg="http://schemas.microsoft.com/office/word/2010/wordprocessingGroup" xmlns:wpi="http://schemas.microsoft.com/office/word/2010/wordprocessingInk" xmlns:wne="http://schemas.microsoft.com/office/word/2006/wordml" xmlns:wps="http://schemas.microsoft.com/office/word/2010/wordprocessingShape" mc:Ignorable="w14 w15 w16se w16cid w16 w16cex w16sdtdh wp14">
+<w:endnotes xmlns:wpc="http://schemas.microsoft.com/office/word/2010/wordprocessingCanvas" xmlns:cx="http://schemas.microsoft.com/office/drawing/2014/chartex" xmlns:cx1="http://schemas.microsoft.com/office/drawing/2015/9/8/chartex" xmlns:cx2="http://schemas.microsoft.com/office/drawing/2015/10/21/chartex" xmlns:cx3="http://schemas.microsoft.com/office/drawing/2016/5/9/chartex" xmlns:cx4="http://schemas.microsoft.com/office/drawing/2016/5/10/chartex" xmlns:cx5="http://schemas.microsoft.com/office/drawing/2016/5/11/chartex" xmlns:cx6="http://schemas.microsoft.com/office/drawing/2016/5/12/chartex" xmlns:cx7="http://schemas.microsoft.com/office/drawing/2016/5/13/chartex" xmlns:cx8="http://schemas.microsoft.com/office/drawing/2016/5/14/chartex" xmlns:mc="http://schemas.openxmlformats.org/markup-compatibility/2006" xmlns:aink="http://schemas.microsoft.com/office/drawing/2016/ink" xmlns:am3d="http://schemas.microsoft.com/office/drawing/2017/model3d" xmlns:o="urn:schemas-microsoft-com:office:office" xmlns:oel="http://schemas.microsoft.com/office/2019/extlst" xmlns:r="http://schemas.openxmlformats.org/officeDocument/2006/relationships" xmlns:m="http://schemas.openxmlformats.org/officeDocument/2006/math" xmlns:v="urn:schemas-microsoft-com:vml" xmlns:wp14="http://schemas.microsoft.com/office/word/2010/wordprocessingDrawing" xmlns:wp="http://schemas.openxmlformats.org/drawingml/2006/wordprocessingDrawing" xmlns:w10="urn:schemas-microsoft-com:office:word" xmlns:w="http://schemas.openxmlformats.org/wordprocessingml/2006/main" xmlns:w14="http://schemas.microsoft.com/office/word/2010/wordml" xmlns:w15="http://schemas.microsoft.com/office/word/2012/wordml" xmlns:w16cex="http://schemas.microsoft.com/office/word/2018/wordml/cex" xmlns:w16cid="http://schemas.microsoft.com/office/word/2016/wordml/cid" xmlns:w16="http://schemas.microsoft.com/office/word/2018/wordml" xmlns:w16du="http://schemas.microsoft.com/office/word/2023/wordml/word16du" xmlns:w16sdtdh="http://schemas.microsoft.com/office/word/2020/wordml/sdtdatahash" xmlns:w16sdtfl="http://schemas.microsoft.com/office/word/2024/wordml/sdtformatlock" xmlns:w16se="http://schemas.microsoft.com/office/word/2015/wordml/symex" xmlns:wpg="http://schemas.microsoft.com/office/word/2010/wordprocessingGroup" xmlns:wpi="http://schemas.microsoft.com/office/word/2010/wordprocessingInk" xmlns:wne="http://schemas.microsoft.com/office/word/2006/wordml" xmlns:wps="http://schemas.microsoft.com/office/word/2010/wordprocessingShape" mc:Ignorable="w14 w15 w16se w16cid w16 w16cex w16sdtdh w16sdtfl w16du wp14">
   <w:endnote w:type="separator" w:id="-1">
     <w:p>
       <w:pPr>
@@ -18323,7 +18774,7 @@
 </file>
 
 <file path=word/footer1.xml><?xml version="1.0" encoding="utf-8"?>
-<w:ftr xmlns:wpc="http://schemas.microsoft.com/office/word/2010/wordprocessingCanvas" xmlns:cx="http://schemas.microsoft.com/office/drawing/2014/chartex" xmlns:cx1="http://schemas.microsoft.com/office/drawing/2015/9/8/chartex" xmlns:cx2="http://schemas.microsoft.com/office/drawing/2015/10/21/chartex" xmlns:cx3="http://schemas.microsoft.com/office/drawing/2016/5/9/chartex" xmlns:cx4="http://schemas.microsoft.com/office/drawing/2016/5/10/chartex" xmlns:cx5="http://schemas.microsoft.com/office/drawing/2016/5/11/chartex" xmlns:cx6="http://schemas.microsoft.com/office/drawing/2016/5/12/chartex" xmlns:cx7="http://schemas.microsoft.com/office/drawing/2016/5/13/chartex" xmlns:cx8="http://schemas.microsoft.com/office/drawing/2016/5/14/chartex" xmlns:mc="http://schemas.openxmlformats.org/markup-compatibility/2006" xmlns:aink="http://schemas.microsoft.com/office/drawing/2016/ink" xmlns:am3d="http://schemas.microsoft.com/office/drawing/2017/model3d" xmlns:o="urn:schemas-microsoft-com:office:office" xmlns:oel="http://schemas.microsoft.com/office/2019/extlst" xmlns:r="http://schemas.openxmlformats.org/officeDocument/2006/relationships" xmlns:m="http://schemas.openxmlformats.org/officeDocument/2006/math" xmlns:v="urn:schemas-microsoft-com:vml" xmlns:wp14="http://schemas.microsoft.com/office/word/2010/wordprocessingDrawing" xmlns:wp="http://schemas.openxmlformats.org/drawingml/2006/wordprocessingDrawing" xmlns:w10="urn:schemas-microsoft-com:office:word" xmlns:w="http://schemas.openxmlformats.org/wordprocessingml/2006/main" xmlns:w14="http://schemas.microsoft.com/office/word/2010/wordml" xmlns:w15="http://schemas.microsoft.com/office/word/2012/wordml" xmlns:w16cex="http://schemas.microsoft.com/office/word/2018/wordml/cex" xmlns:w16cid="http://schemas.microsoft.com/office/word/2016/wordml/cid" xmlns:w16="http://schemas.microsoft.com/office/word/2018/wordml" xmlns:w16sdtdh="http://schemas.microsoft.com/office/word/2020/wordml/sdtdatahash" xmlns:w16se="http://schemas.microsoft.com/office/word/2015/wordml/symex" xmlns:wpg="http://schemas.microsoft.com/office/word/2010/wordprocessingGroup" xmlns:wpi="http://schemas.microsoft.com/office/word/2010/wordprocessingInk" xmlns:wne="http://schemas.microsoft.com/office/word/2006/wordml" xmlns:wps="http://schemas.microsoft.com/office/word/2010/wordprocessingShape" mc:Ignorable="w14 w15 w16se w16cid w16 w16cex w16sdtdh wp14">
+<w:ftr xmlns:wpc="http://schemas.microsoft.com/office/word/2010/wordprocessingCanvas" xmlns:cx="http://schemas.microsoft.com/office/drawing/2014/chartex" xmlns:cx1="http://schemas.microsoft.com/office/drawing/2015/9/8/chartex" xmlns:cx2="http://schemas.microsoft.com/office/drawing/2015/10/21/chartex" xmlns:cx3="http://schemas.microsoft.com/office/drawing/2016/5/9/chartex" xmlns:cx4="http://schemas.microsoft.com/office/drawing/2016/5/10/chartex" xmlns:cx5="http://schemas.microsoft.com/office/drawing/2016/5/11/chartex" xmlns:cx6="http://schemas.microsoft.com/office/drawing/2016/5/12/chartex" xmlns:cx7="http://schemas.microsoft.com/office/drawing/2016/5/13/chartex" xmlns:cx8="http://schemas.microsoft.com/office/drawing/2016/5/14/chartex" xmlns:mc="http://schemas.openxmlformats.org/markup-compatibility/2006" xmlns:aink="http://schemas.microsoft.com/office/drawing/2016/ink" xmlns:am3d="http://schemas.microsoft.com/office/drawing/2017/model3d" xmlns:o="urn:schemas-microsoft-com:office:office" xmlns:oel="http://schemas.microsoft.com/office/2019/extlst" xmlns:r="http://schemas.openxmlformats.org/officeDocument/2006/relationships" xmlns:m="http://schemas.openxmlformats.org/officeDocument/2006/math" xmlns:v="urn:schemas-microsoft-com:vml" xmlns:wp14="http://schemas.microsoft.com/office/word/2010/wordprocessingDrawing" xmlns:wp="http://schemas.openxmlformats.org/drawingml/2006/wordprocessingDrawing" xmlns:w10="urn:schemas-microsoft-com:office:word" xmlns:w="http://schemas.openxmlformats.org/wordprocessingml/2006/main" xmlns:w14="http://schemas.microsoft.com/office/word/2010/wordml" xmlns:w15="http://schemas.microsoft.com/office/word/2012/wordml" xmlns:w16cex="http://schemas.microsoft.com/office/word/2018/wordml/cex" xmlns:w16cid="http://schemas.microsoft.com/office/word/2016/wordml/cid" xmlns:w16="http://schemas.microsoft.com/office/word/2018/wordml" xmlns:w16du="http://schemas.microsoft.com/office/word/2023/wordml/word16du" xmlns:w16sdtdh="http://schemas.microsoft.com/office/word/2020/wordml/sdtdatahash" xmlns:w16sdtfl="http://schemas.microsoft.com/office/word/2024/wordml/sdtformatlock" xmlns:w16se="http://schemas.microsoft.com/office/word/2015/wordml/symex" xmlns:wpg="http://schemas.microsoft.com/office/word/2010/wordprocessingGroup" xmlns:wpi="http://schemas.microsoft.com/office/word/2010/wordprocessingInk" xmlns:wne="http://schemas.microsoft.com/office/word/2006/wordml" xmlns:wps="http://schemas.microsoft.com/office/word/2010/wordprocessingShape" mc:Ignorable="w14 w15 w16se w16cid w16 w16cex w16sdtdh w16sdtfl w16du wp14">
   <w:p>
     <w:pPr>
       <w:pBdr>
@@ -18504,7 +18955,7 @@
 </file>
 
 <file path=word/footer2.xml><?xml version="1.0" encoding="utf-8"?>
-<w:ftr xmlns:wpc="http://schemas.microsoft.com/office/word/2010/wordprocessingCanvas" xmlns:cx="http://schemas.microsoft.com/office/drawing/2014/chartex" xmlns:cx1="http://schemas.microsoft.com/office/drawing/2015/9/8/chartex" xmlns:cx2="http://schemas.microsoft.com/office/drawing/2015/10/21/chartex" xmlns:cx3="http://schemas.microsoft.com/office/drawing/2016/5/9/chartex" xmlns:cx4="http://schemas.microsoft.com/office/drawing/2016/5/10/chartex" xmlns:cx5="http://schemas.microsoft.com/office/drawing/2016/5/11/chartex" xmlns:cx6="http://schemas.microsoft.com/office/drawing/2016/5/12/chartex" xmlns:cx7="http://schemas.microsoft.com/office/drawing/2016/5/13/chartex" xmlns:cx8="http://schemas.microsoft.com/office/drawing/2016/5/14/chartex" xmlns:mc="http://schemas.openxmlformats.org/markup-compatibility/2006" xmlns:aink="http://schemas.microsoft.com/office/drawing/2016/ink" xmlns:am3d="http://schemas.microsoft.com/office/drawing/2017/model3d" xmlns:o="urn:schemas-microsoft-com:office:office" xmlns:oel="http://schemas.microsoft.com/office/2019/extlst" xmlns:r="http://schemas.openxmlformats.org/officeDocument/2006/relationships" xmlns:m="http://schemas.openxmlformats.org/officeDocument/2006/math" xmlns:v="urn:schemas-microsoft-com:vml" xmlns:wp14="http://schemas.microsoft.com/office/word/2010/wordprocessingDrawing" xmlns:wp="http://schemas.openxmlformats.org/drawingml/2006/wordprocessingDrawing" xmlns:w10="urn:schemas-microsoft-com:office:word" xmlns:w="http://schemas.openxmlformats.org/wordprocessingml/2006/main" xmlns:w14="http://schemas.microsoft.com/office/word/2010/wordml" xmlns:w15="http://schemas.microsoft.com/office/word/2012/wordml" xmlns:w16cex="http://schemas.microsoft.com/office/word/2018/wordml/cex" xmlns:w16cid="http://schemas.microsoft.com/office/word/2016/wordml/cid" xmlns:w16="http://schemas.microsoft.com/office/word/2018/wordml" xmlns:w16sdtdh="http://schemas.microsoft.com/office/word/2020/wordml/sdtdatahash" xmlns:w16se="http://schemas.microsoft.com/office/word/2015/wordml/symex" xmlns:wpg="http://schemas.microsoft.com/office/word/2010/wordprocessingGroup" xmlns:wpi="http://schemas.microsoft.com/office/word/2010/wordprocessingInk" xmlns:wne="http://schemas.microsoft.com/office/word/2006/wordml" xmlns:wps="http://schemas.microsoft.com/office/word/2010/wordprocessingShape" mc:Ignorable="w14 w15 w16se w16cid w16 w16cex w16sdtdh wp14">
+<w:ftr xmlns:wpc="http://schemas.microsoft.com/office/word/2010/wordprocessingCanvas" xmlns:cx="http://schemas.microsoft.com/office/drawing/2014/chartex" xmlns:cx1="http://schemas.microsoft.com/office/drawing/2015/9/8/chartex" xmlns:cx2="http://schemas.microsoft.com/office/drawing/2015/10/21/chartex" xmlns:cx3="http://schemas.microsoft.com/office/drawing/2016/5/9/chartex" xmlns:cx4="http://schemas.microsoft.com/office/drawing/2016/5/10/chartex" xmlns:cx5="http://schemas.microsoft.com/office/drawing/2016/5/11/chartex" xmlns:cx6="http://schemas.microsoft.com/office/drawing/2016/5/12/chartex" xmlns:cx7="http://schemas.microsoft.com/office/drawing/2016/5/13/chartex" xmlns:cx8="http://schemas.microsoft.com/office/drawing/2016/5/14/chartex" xmlns:mc="http://schemas.openxmlformats.org/markup-compatibility/2006" xmlns:aink="http://schemas.microsoft.com/office/drawing/2016/ink" xmlns:am3d="http://schemas.microsoft.com/office/drawing/2017/model3d" xmlns:o="urn:schemas-microsoft-com:office:office" xmlns:oel="http://schemas.microsoft.com/office/2019/extlst" xmlns:r="http://schemas.openxmlformats.org/officeDocument/2006/relationships" xmlns:m="http://schemas.openxmlformats.org/officeDocument/2006/math" xmlns:v="urn:schemas-microsoft-com:vml" xmlns:wp14="http://schemas.microsoft.com/office/word/2010/wordprocessingDrawing" xmlns:wp="http://schemas.openxmlformats.org/drawingml/2006/wordprocessingDrawing" xmlns:w10="urn:schemas-microsoft-com:office:word" xmlns:w="http://schemas.openxmlformats.org/wordprocessingml/2006/main" xmlns:w14="http://schemas.microsoft.com/office/word/2010/wordml" xmlns:w15="http://schemas.microsoft.com/office/word/2012/wordml" xmlns:w16cex="http://schemas.microsoft.com/office/word/2018/wordml/cex" xmlns:w16cid="http://schemas.microsoft.com/office/word/2016/wordml/cid" xmlns:w16="http://schemas.microsoft.com/office/word/2018/wordml" xmlns:w16du="http://schemas.microsoft.com/office/word/2023/wordml/word16du" xmlns:w16sdtdh="http://schemas.microsoft.com/office/word/2020/wordml/sdtdatahash" xmlns:w16sdtfl="http://schemas.microsoft.com/office/word/2024/wordml/sdtformatlock" xmlns:w16se="http://schemas.microsoft.com/office/word/2015/wordml/symex" xmlns:wpg="http://schemas.microsoft.com/office/word/2010/wordprocessingGroup" xmlns:wpi="http://schemas.microsoft.com/office/word/2010/wordprocessingInk" xmlns:wne="http://schemas.microsoft.com/office/word/2006/wordml" xmlns:wps="http://schemas.microsoft.com/office/word/2010/wordprocessingShape" mc:Ignorable="w14 w15 w16se w16cid w16 w16cex w16sdtdh w16sdtfl w16du wp14">
   <w:p>
     <w:pPr>
       <w:pBdr>
@@ -18710,7 +19161,7 @@
 </file>
 
 <file path=word/footer3.xml><?xml version="1.0" encoding="utf-8"?>
-<w:ftr xmlns:wpc="http://schemas.microsoft.com/office/word/2010/wordprocessingCanvas" xmlns:cx="http://schemas.microsoft.com/office/drawing/2014/chartex" xmlns:cx1="http://schemas.microsoft.com/office/drawing/2015/9/8/chartex" xmlns:cx2="http://schemas.microsoft.com/office/drawing/2015/10/21/chartex" xmlns:cx3="http://schemas.microsoft.com/office/drawing/2016/5/9/chartex" xmlns:cx4="http://schemas.microsoft.com/office/drawing/2016/5/10/chartex" xmlns:cx5="http://schemas.microsoft.com/office/drawing/2016/5/11/chartex" xmlns:cx6="http://schemas.microsoft.com/office/drawing/2016/5/12/chartex" xmlns:cx7="http://schemas.microsoft.com/office/drawing/2016/5/13/chartex" xmlns:cx8="http://schemas.microsoft.com/office/drawing/2016/5/14/chartex" xmlns:mc="http://schemas.openxmlformats.org/markup-compatibility/2006" xmlns:aink="http://schemas.microsoft.com/office/drawing/2016/ink" xmlns:am3d="http://schemas.microsoft.com/office/drawing/2017/model3d" xmlns:o="urn:schemas-microsoft-com:office:office" xmlns:oel="http://schemas.microsoft.com/office/2019/extlst" xmlns:r="http://schemas.openxmlformats.org/officeDocument/2006/relationships" xmlns:m="http://schemas.openxmlformats.org/officeDocument/2006/math" xmlns:v="urn:schemas-microsoft-com:vml" xmlns:wp14="http://schemas.microsoft.com/office/word/2010/wordprocessingDrawing" xmlns:wp="http://schemas.openxmlformats.org/drawingml/2006/wordprocessingDrawing" xmlns:w10="urn:schemas-microsoft-com:office:word" xmlns:w="http://schemas.openxmlformats.org/wordprocessingml/2006/main" xmlns:w14="http://schemas.microsoft.com/office/word/2010/wordml" xmlns:w15="http://schemas.microsoft.com/office/word/2012/wordml" xmlns:w16cex="http://schemas.microsoft.com/office/word/2018/wordml/cex" xmlns:w16cid="http://schemas.microsoft.com/office/word/2016/wordml/cid" xmlns:w16="http://schemas.microsoft.com/office/word/2018/wordml" xmlns:w16sdtdh="http://schemas.microsoft.com/office/word/2020/wordml/sdtdatahash" xmlns:w16se="http://schemas.microsoft.com/office/word/2015/wordml/symex" xmlns:wpg="http://schemas.microsoft.com/office/word/2010/wordprocessingGroup" xmlns:wpi="http://schemas.microsoft.com/office/word/2010/wordprocessingInk" xmlns:wne="http://schemas.microsoft.com/office/word/2006/wordml" xmlns:wps="http://schemas.microsoft.com/office/word/2010/wordprocessingShape" mc:Ignorable="w14 w15 w16se w16cid w16 w16cex w16sdtdh wp14">
+<w:ftr xmlns:wpc="http://schemas.microsoft.com/office/word/2010/wordprocessingCanvas" xmlns:cx="http://schemas.microsoft.com/office/drawing/2014/chartex" xmlns:cx1="http://schemas.microsoft.com/office/drawing/2015/9/8/chartex" xmlns:cx2="http://schemas.microsoft.com/office/drawing/2015/10/21/chartex" xmlns:cx3="http://schemas.microsoft.com/office/drawing/2016/5/9/chartex" xmlns:cx4="http://schemas.microsoft.com/office/drawing/2016/5/10/chartex" xmlns:cx5="http://schemas.microsoft.com/office/drawing/2016/5/11/chartex" xmlns:cx6="http://schemas.microsoft.com/office/drawing/2016/5/12/chartex" xmlns:cx7="http://schemas.microsoft.com/office/drawing/2016/5/13/chartex" xmlns:cx8="http://schemas.microsoft.com/office/drawing/2016/5/14/chartex" xmlns:mc="http://schemas.openxmlformats.org/markup-compatibility/2006" xmlns:aink="http://schemas.microsoft.com/office/drawing/2016/ink" xmlns:am3d="http://schemas.microsoft.com/office/drawing/2017/model3d" xmlns:o="urn:schemas-microsoft-com:office:office" xmlns:oel="http://schemas.microsoft.com/office/2019/extlst" xmlns:r="http://schemas.openxmlformats.org/officeDocument/2006/relationships" xmlns:m="http://schemas.openxmlformats.org/officeDocument/2006/math" xmlns:v="urn:schemas-microsoft-com:vml" xmlns:wp14="http://schemas.microsoft.com/office/word/2010/wordprocessingDrawing" xmlns:wp="http://schemas.openxmlformats.org/drawingml/2006/wordprocessingDrawing" xmlns:w10="urn:schemas-microsoft-com:office:word" xmlns:w="http://schemas.openxmlformats.org/wordprocessingml/2006/main" xmlns:w14="http://schemas.microsoft.com/office/word/2010/wordml" xmlns:w15="http://schemas.microsoft.com/office/word/2012/wordml" xmlns:w16cex="http://schemas.microsoft.com/office/word/2018/wordml/cex" xmlns:w16cid="http://schemas.microsoft.com/office/word/2016/wordml/cid" xmlns:w16="http://schemas.microsoft.com/office/word/2018/wordml" xmlns:w16du="http://schemas.microsoft.com/office/word/2023/wordml/word16du" xmlns:w16sdtdh="http://schemas.microsoft.com/office/word/2020/wordml/sdtdatahash" xmlns:w16sdtfl="http://schemas.microsoft.com/office/word/2024/wordml/sdtformatlock" xmlns:w16se="http://schemas.microsoft.com/office/word/2015/wordml/symex" xmlns:wpg="http://schemas.microsoft.com/office/word/2010/wordprocessingGroup" xmlns:wpi="http://schemas.microsoft.com/office/word/2010/wordprocessingInk" xmlns:wne="http://schemas.microsoft.com/office/word/2006/wordml" xmlns:wps="http://schemas.microsoft.com/office/word/2010/wordprocessingShape" mc:Ignorable="w14 w15 w16se w16cid w16 w16cex w16sdtdh w16sdtfl w16du wp14">
   <w:p>
     <w:pPr>
       <w:pStyle w:val="Footer"/>
@@ -18720,7 +19171,7 @@
 </file>
 
 <file path=word/footnotes.xml><?xml version="1.0" encoding="utf-8"?>
-<w:footnotes xmlns:wpc="http://schemas.microsoft.com/office/word/2010/wordprocessingCanvas" xmlns:cx="http://schemas.microsoft.com/office/drawing/2014/chartex" xmlns:cx1="http://schemas.microsoft.com/office/drawing/2015/9/8/chartex" xmlns:cx2="http://schemas.microsoft.com/office/drawing/2015/10/21/chartex" xmlns:cx3="http://schemas.microsoft.com/office/drawing/2016/5/9/chartex" xmlns:cx4="http://schemas.microsoft.com/office/drawing/2016/5/10/chartex" xmlns:cx5="http://schemas.microsoft.com/office/drawing/2016/5/11/chartex" xmlns:cx6="http://schemas.microsoft.com/office/drawing/2016/5/12/chartex" xmlns:cx7="http://schemas.microsoft.com/office/drawing/2016/5/13/chartex" xmlns:cx8="http://schemas.microsoft.com/office/drawing/2016/5/14/chartex" xmlns:mc="http://schemas.openxmlformats.org/markup-compatibility/2006" xmlns:aink="http://schemas.microsoft.com/office/drawing/2016/ink" xmlns:am3d="http://schemas.microsoft.com/office/drawing/2017/model3d" xmlns:o="urn:schemas-microsoft-com:office:office" xmlns:oel="http://schemas.microsoft.com/office/2019/extlst" xmlns:r="http://schemas.openxmlformats.org/officeDocument/2006/relationships" xmlns:m="http://schemas.openxmlformats.org/officeDocument/2006/math" xmlns:v="urn:schemas-microsoft-com:vml" xmlns:wp14="http://schemas.microsoft.com/office/word/2010/wordprocessingDrawing" xmlns:wp="http://schemas.openxmlformats.org/drawingml/2006/wordprocessingDrawing" xmlns:w10="urn:schemas-microsoft-com:office:word" xmlns:w="http://schemas.openxmlformats.org/wordprocessingml/2006/main" xmlns:w14="http://schemas.microsoft.com/office/word/2010/wordml" xmlns:w15="http://schemas.microsoft.com/office/word/2012/wordml" xmlns:w16cex="http://schemas.microsoft.com/office/word/2018/wordml/cex" xmlns:w16cid="http://schemas.microsoft.com/office/word/2016/wordml/cid" xmlns:w16="http://schemas.microsoft.com/office/word/2018/wordml" xmlns:w16sdtdh="http://schemas.microsoft.com/office/word/2020/wordml/sdtdatahash" xmlns:w16se="http://schemas.microsoft.com/office/word/2015/wordml/symex" xmlns:wpg="http://schemas.microsoft.com/office/word/2010/wordprocessingGroup" xmlns:wpi="http://schemas.microsoft.com/office/word/2010/wordprocessingInk" xmlns:wne="http://schemas.microsoft.com/office/word/2006/wordml" xmlns:wps="http://schemas.microsoft.com/office/word/2010/wordprocessingShape" mc:Ignorable="w14 w15 w16se w16cid w16 w16cex w16sdtdh wp14">
+<w:footnotes xmlns:wpc="http://schemas.microsoft.com/office/word/2010/wordprocessingCanvas" xmlns:cx="http://schemas.microsoft.com/office/drawing/2014/chartex" xmlns:cx1="http://schemas.microsoft.com/office/drawing/2015/9/8/chartex" xmlns:cx2="http://schemas.microsoft.com/office/drawing/2015/10/21/chartex" xmlns:cx3="http://schemas.microsoft.com/office/drawing/2016/5/9/chartex" xmlns:cx4="http://schemas.microsoft.com/office/drawing/2016/5/10/chartex" xmlns:cx5="http://schemas.microsoft.com/office/drawing/2016/5/11/chartex" xmlns:cx6="http://schemas.microsoft.com/office/drawing/2016/5/12/chartex" xmlns:cx7="http://schemas.microsoft.com/office/drawing/2016/5/13/chartex" xmlns:cx8="http://schemas.microsoft.com/office/drawing/2016/5/14/chartex" xmlns:mc="http://schemas.openxmlformats.org/markup-compatibility/2006" xmlns:aink="http://schemas.microsoft.com/office/drawing/2016/ink" xmlns:am3d="http://schemas.microsoft.com/office/drawing/2017/model3d" xmlns:o="urn:schemas-microsoft-com:office:office" xmlns:oel="http://schemas.microsoft.com/office/2019/extlst" xmlns:r="http://schemas.openxmlformats.org/officeDocument/2006/relationships" xmlns:m="http://schemas.openxmlformats.org/officeDocument/2006/math" xmlns:v="urn:schemas-microsoft-com:vml" xmlns:wp14="http://schemas.microsoft.com/office/word/2010/wordprocessingDrawing" xmlns:wp="http://schemas.openxmlformats.org/drawingml/2006/wordprocessingDrawing" xmlns:w10="urn:schemas-microsoft-com:office:word" xmlns:w="http://schemas.openxmlformats.org/wordprocessingml/2006/main" xmlns:w14="http://schemas.microsoft.com/office/word/2010/wordml" xmlns:w15="http://schemas.microsoft.com/office/word/2012/wordml" xmlns:w16cex="http://schemas.microsoft.com/office/word/2018/wordml/cex" xmlns:w16cid="http://schemas.microsoft.com/office/word/2016/wordml/cid" xmlns:w16="http://schemas.microsoft.com/office/word/2018/wordml" xmlns:w16du="http://schemas.microsoft.com/office/word/2023/wordml/word16du" xmlns:w16sdtdh="http://schemas.microsoft.com/office/word/2020/wordml/sdtdatahash" xmlns:w16sdtfl="http://schemas.microsoft.com/office/word/2024/wordml/sdtformatlock" xmlns:w16se="http://schemas.microsoft.com/office/word/2015/wordml/symex" xmlns:wpg="http://schemas.microsoft.com/office/word/2010/wordprocessingGroup" xmlns:wpi="http://schemas.microsoft.com/office/word/2010/wordprocessingInk" xmlns:wne="http://schemas.microsoft.com/office/word/2006/wordml" xmlns:wps="http://schemas.microsoft.com/office/word/2010/wordprocessingShape" mc:Ignorable="w14 w15 w16se w16cid w16 w16cex w16sdtdh w16sdtfl w16du wp14">
   <w:footnote w:type="separator" w:id="-1">
     <w:p>
       <w:pPr>
@@ -18745,7 +19196,7 @@
 </file>
 
 <file path=word/header1.xml><?xml version="1.0" encoding="utf-8"?>
-<w:hdr xmlns:wpc="http://schemas.microsoft.com/office/word/2010/wordprocessingCanvas" xmlns:cx="http://schemas.microsoft.com/office/drawing/2014/chartex" xmlns:cx1="http://schemas.microsoft.com/office/drawing/2015/9/8/chartex" xmlns:cx2="http://schemas.microsoft.com/office/drawing/2015/10/21/chartex" xmlns:cx3="http://schemas.microsoft.com/office/drawing/2016/5/9/chartex" xmlns:cx4="http://schemas.microsoft.com/office/drawing/2016/5/10/chartex" xmlns:cx5="http://schemas.microsoft.com/office/drawing/2016/5/11/chartex" xmlns:cx6="http://schemas.microsoft.com/office/drawing/2016/5/12/chartex" xmlns:cx7="http://schemas.microsoft.com/office/drawing/2016/5/13/chartex" xmlns:cx8="http://schemas.microsoft.com/office/drawing/2016/5/14/chartex" xmlns:mc="http://schemas.openxmlformats.org/markup-compatibility/2006" xmlns:aink="http://schemas.microsoft.com/office/drawing/2016/ink" xmlns:am3d="http://schemas.microsoft.com/office/drawing/2017/model3d" xmlns:o="urn:schemas-microsoft-com:office:office" xmlns:oel="http://schemas.microsoft.com/office/2019/extlst" xmlns:r="http://schemas.openxmlformats.org/officeDocument/2006/relationships" xmlns:m="http://schemas.openxmlformats.org/officeDocument/2006/math" xmlns:v="urn:schemas-microsoft-com:vml" xmlns:wp14="http://schemas.microsoft.com/office/word/2010/wordprocessingDrawing" xmlns:wp="http://schemas.openxmlformats.org/drawingml/2006/wordprocessingDrawing" xmlns:w10="urn:schemas-microsoft-com:office:word" xmlns:w="http://schemas.openxmlformats.org/wordprocessingml/2006/main" xmlns:w14="http://schemas.microsoft.com/office/word/2010/wordml" xmlns:w15="http://schemas.microsoft.com/office/word/2012/wordml" xmlns:w16cex="http://schemas.microsoft.com/office/word/2018/wordml/cex" xmlns:w16cid="http://schemas.microsoft.com/office/word/2016/wordml/cid" xmlns:w16="http://schemas.microsoft.com/office/word/2018/wordml" xmlns:w16sdtdh="http://schemas.microsoft.com/office/word/2020/wordml/sdtdatahash" xmlns:w16se="http://schemas.microsoft.com/office/word/2015/wordml/symex" xmlns:wpg="http://schemas.microsoft.com/office/word/2010/wordprocessingGroup" xmlns:wpi="http://schemas.microsoft.com/office/word/2010/wordprocessingInk" xmlns:wne="http://schemas.microsoft.com/office/word/2006/wordml" xmlns:wps="http://schemas.microsoft.com/office/word/2010/wordprocessingShape" mc:Ignorable="w14 w15 w16se w16cid w16 w16cex w16sdtdh wp14">
+<w:hdr xmlns:wpc="http://schemas.microsoft.com/office/word/2010/wordprocessingCanvas" xmlns:cx="http://schemas.microsoft.com/office/drawing/2014/chartex" xmlns:cx1="http://schemas.microsoft.com/office/drawing/2015/9/8/chartex" xmlns:cx2="http://schemas.microsoft.com/office/drawing/2015/10/21/chartex" xmlns:cx3="http://schemas.microsoft.com/office/drawing/2016/5/9/chartex" xmlns:cx4="http://schemas.microsoft.com/office/drawing/2016/5/10/chartex" xmlns:cx5="http://schemas.microsoft.com/office/drawing/2016/5/11/chartex" xmlns:cx6="http://schemas.microsoft.com/office/drawing/2016/5/12/chartex" xmlns:cx7="http://schemas.microsoft.com/office/drawing/2016/5/13/chartex" xmlns:cx8="http://schemas.microsoft.com/office/drawing/2016/5/14/chartex" xmlns:mc="http://schemas.openxmlformats.org/markup-compatibility/2006" xmlns:aink="http://schemas.microsoft.com/office/drawing/2016/ink" xmlns:am3d="http://schemas.microsoft.com/office/drawing/2017/model3d" xmlns:o="urn:schemas-microsoft-com:office:office" xmlns:oel="http://schemas.microsoft.com/office/2019/extlst" xmlns:r="http://schemas.openxmlformats.org/officeDocument/2006/relationships" xmlns:m="http://schemas.openxmlformats.org/officeDocument/2006/math" xmlns:v="urn:schemas-microsoft-com:vml" xmlns:wp14="http://schemas.microsoft.com/office/word/2010/wordprocessingDrawing" xmlns:wp="http://schemas.openxmlformats.org/drawingml/2006/wordprocessingDrawing" xmlns:w10="urn:schemas-microsoft-com:office:word" xmlns:w="http://schemas.openxmlformats.org/wordprocessingml/2006/main" xmlns:w14="http://schemas.microsoft.com/office/word/2010/wordml" xmlns:w15="http://schemas.microsoft.com/office/word/2012/wordml" xmlns:w16cex="http://schemas.microsoft.com/office/word/2018/wordml/cex" xmlns:w16cid="http://schemas.microsoft.com/office/word/2016/wordml/cid" xmlns:w16="http://schemas.microsoft.com/office/word/2018/wordml" xmlns:w16du="http://schemas.microsoft.com/office/word/2023/wordml/word16du" xmlns:w16sdtdh="http://schemas.microsoft.com/office/word/2020/wordml/sdtdatahash" xmlns:w16sdtfl="http://schemas.microsoft.com/office/word/2024/wordml/sdtformatlock" xmlns:w16se="http://schemas.microsoft.com/office/word/2015/wordml/symex" xmlns:wpg="http://schemas.microsoft.com/office/word/2010/wordprocessingGroup" xmlns:wpi="http://schemas.microsoft.com/office/word/2010/wordprocessingInk" xmlns:wne="http://schemas.microsoft.com/office/word/2006/wordml" xmlns:wps="http://schemas.microsoft.com/office/word/2010/wordprocessingShape" mc:Ignorable="w14 w15 w16se w16cid w16 w16cex w16sdtdh w16sdtfl w16du wp14">
   <w:p>
     <w:pPr>
       <w:pStyle w:val="Header"/>
@@ -18766,7 +19217,7 @@
 </file>
 
 <file path=word/header2.xml><?xml version="1.0" encoding="utf-8"?>
-<w:hdr xmlns:wpc="http://schemas.microsoft.com/office/word/2010/wordprocessingCanvas" xmlns:cx="http://schemas.microsoft.com/office/drawing/2014/chartex" xmlns:cx1="http://schemas.microsoft.com/office/drawing/2015/9/8/chartex" xmlns:cx2="http://schemas.microsoft.com/office/drawing/2015/10/21/chartex" xmlns:cx3="http://schemas.microsoft.com/office/drawing/2016/5/9/chartex" xmlns:cx4="http://schemas.microsoft.com/office/drawing/2016/5/10/chartex" xmlns:cx5="http://schemas.microsoft.com/office/drawing/2016/5/11/chartex" xmlns:cx6="http://schemas.microsoft.com/office/drawing/2016/5/12/chartex" xmlns:cx7="http://schemas.microsoft.com/office/drawing/2016/5/13/chartex" xmlns:cx8="http://schemas.microsoft.com/office/drawing/2016/5/14/chartex" xmlns:mc="http://schemas.openxmlformats.org/markup-compatibility/2006" xmlns:aink="http://schemas.microsoft.com/office/drawing/2016/ink" xmlns:am3d="http://schemas.microsoft.com/office/drawing/2017/model3d" xmlns:o="urn:schemas-microsoft-com:office:office" xmlns:oel="http://schemas.microsoft.com/office/2019/extlst" xmlns:r="http://schemas.openxmlformats.org/officeDocument/2006/relationships" xmlns:m="http://schemas.openxmlformats.org/officeDocument/2006/math" xmlns:v="urn:schemas-microsoft-com:vml" xmlns:wp14="http://schemas.microsoft.com/office/word/2010/wordprocessingDrawing" xmlns:wp="http://schemas.openxmlformats.org/drawingml/2006/wordprocessingDrawing" xmlns:w10="urn:schemas-microsoft-com:office:word" xmlns:w="http://schemas.openxmlformats.org/wordprocessingml/2006/main" xmlns:w14="http://schemas.microsoft.com/office/word/2010/wordml" xmlns:w15="http://schemas.microsoft.com/office/word/2012/wordml" xmlns:w16cex="http://schemas.microsoft.com/office/word/2018/wordml/cex" xmlns:w16cid="http://schemas.microsoft.com/office/word/2016/wordml/cid" xmlns:w16="http://schemas.microsoft.com/office/word/2018/wordml" xmlns:w16sdtdh="http://schemas.microsoft.com/office/word/2020/wordml/sdtdatahash" xmlns:w16se="http://schemas.microsoft.com/office/word/2015/wordml/symex" xmlns:wpg="http://schemas.microsoft.com/office/word/2010/wordprocessingGroup" xmlns:wpi="http://schemas.microsoft.com/office/word/2010/wordprocessingInk" xmlns:wne="http://schemas.microsoft.com/office/word/2006/wordml" xmlns:wps="http://schemas.microsoft.com/office/word/2010/wordprocessingShape" mc:Ignorable="w14 w15 w16se w16cid w16 w16cex w16sdtdh wp14">
+<w:hdr xmlns:wpc="http://schemas.microsoft.com/office/word/2010/wordprocessingCanvas" xmlns:cx="http://schemas.microsoft.com/office/drawing/2014/chartex" xmlns:cx1="http://schemas.microsoft.com/office/drawing/2015/9/8/chartex" xmlns:cx2="http://schemas.microsoft.com/office/drawing/2015/10/21/chartex" xmlns:cx3="http://schemas.microsoft.com/office/drawing/2016/5/9/chartex" xmlns:cx4="http://schemas.microsoft.com/office/drawing/2016/5/10/chartex" xmlns:cx5="http://schemas.microsoft.com/office/drawing/2016/5/11/chartex" xmlns:cx6="http://schemas.microsoft.com/office/drawing/2016/5/12/chartex" xmlns:cx7="http://schemas.microsoft.com/office/drawing/2016/5/13/chartex" xmlns:cx8="http://schemas.microsoft.com/office/drawing/2016/5/14/chartex" xmlns:mc="http://schemas.openxmlformats.org/markup-compatibility/2006" xmlns:aink="http://schemas.microsoft.com/office/drawing/2016/ink" xmlns:am3d="http://schemas.microsoft.com/office/drawing/2017/model3d" xmlns:o="urn:schemas-microsoft-com:office:office" xmlns:oel="http://schemas.microsoft.com/office/2019/extlst" xmlns:r="http://schemas.openxmlformats.org/officeDocument/2006/relationships" xmlns:m="http://schemas.openxmlformats.org/officeDocument/2006/math" xmlns:v="urn:schemas-microsoft-com:vml" xmlns:wp14="http://schemas.microsoft.com/office/word/2010/wordprocessingDrawing" xmlns:wp="http://schemas.openxmlformats.org/drawingml/2006/wordprocessingDrawing" xmlns:w10="urn:schemas-microsoft-com:office:word" xmlns:w="http://schemas.openxmlformats.org/wordprocessingml/2006/main" xmlns:w14="http://schemas.microsoft.com/office/word/2010/wordml" xmlns:w15="http://schemas.microsoft.com/office/word/2012/wordml" xmlns:w16cex="http://schemas.microsoft.com/office/word/2018/wordml/cex" xmlns:w16cid="http://schemas.microsoft.com/office/word/2016/wordml/cid" xmlns:w16="http://schemas.microsoft.com/office/word/2018/wordml" xmlns:w16du="http://schemas.microsoft.com/office/word/2023/wordml/word16du" xmlns:w16sdtdh="http://schemas.microsoft.com/office/word/2020/wordml/sdtdatahash" xmlns:w16sdtfl="http://schemas.microsoft.com/office/word/2024/wordml/sdtformatlock" xmlns:w16se="http://schemas.microsoft.com/office/word/2015/wordml/symex" xmlns:wpg="http://schemas.microsoft.com/office/word/2010/wordprocessingGroup" xmlns:wpi="http://schemas.microsoft.com/office/word/2010/wordprocessingInk" xmlns:wne="http://schemas.microsoft.com/office/word/2006/wordml" xmlns:wps="http://schemas.microsoft.com/office/word/2010/wordprocessingShape" mc:Ignorable="w14 w15 w16se w16cid w16 w16cex w16sdtdh w16sdtfl w16du wp14">
   <w:p>
     <w:pPr>
       <w:pStyle w:val="Header"/>
@@ -18779,7 +19230,7 @@
 </file>
 
 <file path=word/header3.xml><?xml version="1.0" encoding="utf-8"?>
-<w:hdr xmlns:wpc="http://schemas.microsoft.com/office/word/2010/wordprocessingCanvas" xmlns:cx="http://schemas.microsoft.com/office/drawing/2014/chartex" xmlns:cx1="http://schemas.microsoft.com/office/drawing/2015/9/8/chartex" xmlns:cx2="http://schemas.microsoft.com/office/drawing/2015/10/21/chartex" xmlns:cx3="http://schemas.microsoft.com/office/drawing/2016/5/9/chartex" xmlns:cx4="http://schemas.microsoft.com/office/drawing/2016/5/10/chartex" xmlns:cx5="http://schemas.microsoft.com/office/drawing/2016/5/11/chartex" xmlns:cx6="http://schemas.microsoft.com/office/drawing/2016/5/12/chartex" xmlns:cx7="http://schemas.microsoft.com/office/drawing/2016/5/13/chartex" xmlns:cx8="http://schemas.microsoft.com/office/drawing/2016/5/14/chartex" xmlns:mc="http://schemas.openxmlformats.org/markup-compatibility/2006" xmlns:aink="http://schemas.microsoft.com/office/drawing/2016/ink" xmlns:am3d="http://schemas.microsoft.com/office/drawing/2017/model3d" xmlns:o="urn:schemas-microsoft-com:office:office" xmlns:oel="http://schemas.microsoft.com/office/2019/extlst" xmlns:r="http://schemas.openxmlformats.org/officeDocument/2006/relationships" xmlns:m="http://schemas.openxmlformats.org/officeDocument/2006/math" xmlns:v="urn:schemas-microsoft-com:vml" xmlns:wp14="http://schemas.microsoft.com/office/word/2010/wordprocessingDrawing" xmlns:wp="http://schemas.openxmlformats.org/drawingml/2006/wordprocessingDrawing" xmlns:w10="urn:schemas-microsoft-com:office:word" xmlns:w="http://schemas.openxmlformats.org/wordprocessingml/2006/main" xmlns:w14="http://schemas.microsoft.com/office/word/2010/wordml" xmlns:w15="http://schemas.microsoft.com/office/word/2012/wordml" xmlns:w16cex="http://schemas.microsoft.com/office/word/2018/wordml/cex" xmlns:w16cid="http://schemas.microsoft.com/office/word/2016/wordml/cid" xmlns:w16="http://schemas.microsoft.com/office/word/2018/wordml" xmlns:w16sdtdh="http://schemas.microsoft.com/office/word/2020/wordml/sdtdatahash" xmlns:w16se="http://schemas.microsoft.com/office/word/2015/wordml/symex" xmlns:wpg="http://schemas.microsoft.com/office/word/2010/wordprocessingGroup" xmlns:wpi="http://schemas.microsoft.com/office/word/2010/wordprocessingInk" xmlns:wne="http://schemas.microsoft.com/office/word/2006/wordml" xmlns:wps="http://schemas.microsoft.com/office/word/2010/wordprocessingShape" mc:Ignorable="w14 w15 w16se w16cid w16 w16cex w16sdtdh wp14">
+<w:hdr xmlns:wpc="http://schemas.microsoft.com/office/word/2010/wordprocessingCanvas" xmlns:cx="http://schemas.microsoft.com/office/drawing/2014/chartex" xmlns:cx1="http://schemas.microsoft.com/office/drawing/2015/9/8/chartex" xmlns:cx2="http://schemas.microsoft.com/office/drawing/2015/10/21/chartex" xmlns:cx3="http://schemas.microsoft.com/office/drawing/2016/5/9/chartex" xmlns:cx4="http://schemas.microsoft.com/office/drawing/2016/5/10/chartex" xmlns:cx5="http://schemas.microsoft.com/office/drawing/2016/5/11/chartex" xmlns:cx6="http://schemas.microsoft.com/office/drawing/2016/5/12/chartex" xmlns:cx7="http://schemas.microsoft.com/office/drawing/2016/5/13/chartex" xmlns:cx8="http://schemas.microsoft.com/office/drawing/2016/5/14/chartex" xmlns:mc="http://schemas.openxmlformats.org/markup-compatibility/2006" xmlns:aink="http://schemas.microsoft.com/office/drawing/2016/ink" xmlns:am3d="http://schemas.microsoft.com/office/drawing/2017/model3d" xmlns:o="urn:schemas-microsoft-com:office:office" xmlns:oel="http://schemas.microsoft.com/office/2019/extlst" xmlns:r="http://schemas.openxmlformats.org/officeDocument/2006/relationships" xmlns:m="http://schemas.openxmlformats.org/officeDocument/2006/math" xmlns:v="urn:schemas-microsoft-com:vml" xmlns:wp14="http://schemas.microsoft.com/office/word/2010/wordprocessingDrawing" xmlns:wp="http://schemas.openxmlformats.org/drawingml/2006/wordprocessingDrawing" xmlns:w10="urn:schemas-microsoft-com:office:word" xmlns:w="http://schemas.openxmlformats.org/wordprocessingml/2006/main" xmlns:w14="http://schemas.microsoft.com/office/word/2010/wordml" xmlns:w15="http://schemas.microsoft.com/office/word/2012/wordml" xmlns:w16cex="http://schemas.microsoft.com/office/word/2018/wordml/cex" xmlns:w16cid="http://schemas.microsoft.com/office/word/2016/wordml/cid" xmlns:w16="http://schemas.microsoft.com/office/word/2018/wordml" xmlns:w16du="http://schemas.microsoft.com/office/word/2023/wordml/word16du" xmlns:w16sdtdh="http://schemas.microsoft.com/office/word/2020/wordml/sdtdatahash" xmlns:w16sdtfl="http://schemas.microsoft.com/office/word/2024/wordml/sdtformatlock" xmlns:w16se="http://schemas.microsoft.com/office/word/2015/wordml/symex" xmlns:wpg="http://schemas.microsoft.com/office/word/2010/wordprocessingGroup" xmlns:wpi="http://schemas.microsoft.com/office/word/2010/wordprocessingInk" xmlns:wne="http://schemas.microsoft.com/office/word/2006/wordml" xmlns:wps="http://schemas.microsoft.com/office/word/2010/wordprocessingShape" mc:Ignorable="w14 w15 w16se w16cid w16 w16cex w16sdtdh w16sdtfl w16du wp14">
   <w:p>
     <w:pPr>
       <w:pStyle w:val="Header"/>
@@ -18789,7 +19240,7 @@
 </file>
 
 <file path=word/styles.xml><?xml version="1.0" encoding="utf-8"?>
-<w:styles xmlns:mc="http://schemas.openxmlformats.org/markup-compatibility/2006" xmlns:r="http://schemas.openxmlformats.org/officeDocument/2006/relationships" xmlns:w="http://schemas.openxmlformats.org/wordprocessingml/2006/main" xmlns:w14="http://schemas.microsoft.com/office/word/2010/wordml" xmlns:w15="http://schemas.microsoft.com/office/word/2012/wordml" xmlns:w16cex="http://schemas.microsoft.com/office/word/2018/wordml/cex" xmlns:w16cid="http://schemas.microsoft.com/office/word/2016/wordml/cid" xmlns:w16="http://schemas.microsoft.com/office/word/2018/wordml" xmlns:w16sdtdh="http://schemas.microsoft.com/office/word/2020/wordml/sdtdatahash" xmlns:w16se="http://schemas.microsoft.com/office/word/2015/wordml/symex" mc:Ignorable="w14 w15 w16se w16cid w16 w16cex w16sdtdh">
+<w:styles xmlns:mc="http://schemas.openxmlformats.org/markup-compatibility/2006" xmlns:r="http://schemas.openxmlformats.org/officeDocument/2006/relationships" xmlns:w="http://schemas.openxmlformats.org/wordprocessingml/2006/main" xmlns:w14="http://schemas.microsoft.com/office/word/2010/wordml" xmlns:w15="http://schemas.microsoft.com/office/word/2012/wordml" xmlns:w16cex="http://schemas.microsoft.com/office/word/2018/wordml/cex" xmlns:w16cid="http://schemas.microsoft.com/office/word/2016/wordml/cid" xmlns:w16="http://schemas.microsoft.com/office/word/2018/wordml" xmlns:w16du="http://schemas.microsoft.com/office/word/2023/wordml/word16du" xmlns:w16sdtdh="http://schemas.microsoft.com/office/word/2020/wordml/sdtdatahash" xmlns:w16sdtfl="http://schemas.microsoft.com/office/word/2024/wordml/sdtformatlock" xmlns:w16se="http://schemas.microsoft.com/office/word/2015/wordml/symex" mc:Ignorable="w14 w15 w16se w16cid w16 w16cex w16sdtdh w16sdtfl w16du">
   <w:docDefaults>
     <w:rPrDefault>
       <w:rPr>

--- a/TS Jatai Ghanam Project/TS 1.3/TS 1.3 Jatai Malayalam Corrections.docx
+++ b/TS Jatai Ghanam Project/TS 1.3/TS 1.3 Jatai Malayalam Corrections.docx
@@ -30,10 +30,9 @@
           <w:bCs/>
           <w:sz w:val="32"/>
           <w:szCs w:val="32"/>
-          <w:highlight w:val="red"/>
           <w:u w:val="single"/>
         </w:rPr>
-        <w:t>????</w:t>
+        <w:t>30th June 2026</w:t>
       </w:r>
     </w:p>
     <w:p>
@@ -569,6 +568,29 @@
         </w:tc>
       </w:tr>
     </w:tbl>
+    <w:p>
+      <w:pPr>
+        <w:spacing w:before="0" w:line="240" w:lineRule="auto"/>
+        <w:jc w:val="center"/>
+        <w:rPr>
+          <w:b/>
+          <w:bCs/>
+          <w:sz w:val="32"/>
+          <w:szCs w:val="32"/>
+          <w:u w:val="single"/>
+        </w:rPr>
+      </w:pPr>
+      <w:r>
+        <w:rPr>
+          <w:b/>
+          <w:bCs/>
+          <w:sz w:val="32"/>
+          <w:szCs w:val="32"/>
+          <w:u w:val="single"/>
+        </w:rPr>
+        <w:t>========</w:t>
+      </w:r>
+    </w:p>
     <w:p>
       <w:pPr>
         <w:spacing w:before="0" w:line="240" w:lineRule="auto"/>
@@ -1912,6 +1934,7 @@
                 <w:sz w:val="28"/>
                 <w:szCs w:val="40"/>
               </w:rPr>
+              <w:lastRenderedPageBreak/>
               <w:t>21</w:t>
             </w:r>
             <w:r>
@@ -2054,7 +2077,6 @@
                 <w:sz w:val="36"/>
                 <w:szCs w:val="40"/>
               </w:rPr>
-              <w:lastRenderedPageBreak/>
               <w:t>Akx</w:t>
             </w:r>
             <w:r>
@@ -2220,7 +2242,6 @@
                 <w:sz w:val="28"/>
                 <w:szCs w:val="40"/>
               </w:rPr>
-              <w:lastRenderedPageBreak/>
               <w:t>21</w:t>
             </w:r>
             <w:r>
@@ -2363,7 +2384,6 @@
                 <w:sz w:val="36"/>
                 <w:szCs w:val="40"/>
               </w:rPr>
-              <w:lastRenderedPageBreak/>
               <w:t>Akx—</w:t>
             </w:r>
             <w:r>
@@ -2516,7 +2536,6 @@
                 <w:sz w:val="28"/>
                 <w:szCs w:val="40"/>
               </w:rPr>
-              <w:lastRenderedPageBreak/>
               <w:t>74</w:t>
             </w:r>
             <w:r>
@@ -4381,6 +4400,7 @@
                 <w:sz w:val="28"/>
                 <w:szCs w:val="40"/>
               </w:rPr>
+              <w:lastRenderedPageBreak/>
               <w:t>26</w:t>
             </w:r>
             <w:r>
@@ -4494,7 +4514,6 @@
                 <w:sz w:val="36"/>
                 <w:szCs w:val="40"/>
               </w:rPr>
-              <w:lastRenderedPageBreak/>
               <w:t>s¥</w:t>
             </w:r>
             <w:bookmarkStart w:id="0" w:name="_Hlk120378363"/>
@@ -4573,7 +4592,6 @@
                 <w:sz w:val="28"/>
                 <w:szCs w:val="40"/>
               </w:rPr>
-              <w:lastRenderedPageBreak/>
               <w:t>26</w:t>
             </w:r>
             <w:r>
@@ -4705,7 +4723,6 @@
                 <w:sz w:val="36"/>
                 <w:szCs w:val="40"/>
               </w:rPr>
-              <w:lastRenderedPageBreak/>
               <w:t>s¥LZy</w:t>
             </w:r>
             <w:r>
@@ -4771,7 +4788,6 @@
                 <w:sz w:val="28"/>
                 <w:szCs w:val="40"/>
               </w:rPr>
-              <w:lastRenderedPageBreak/>
               <w:t>39</w:t>
             </w:r>
             <w:r>
@@ -6559,6 +6575,7 @@
                 <w:sz w:val="36"/>
                 <w:szCs w:val="40"/>
               </w:rPr>
+              <w:lastRenderedPageBreak/>
               <w:t>ki—Æû i</w:t>
             </w:r>
             <w:r>
@@ -6696,6 +6713,7 @@
                 <w:sz w:val="28"/>
                 <w:szCs w:val="40"/>
               </w:rPr>
+              <w:lastRenderedPageBreak/>
               <w:t>24</w:t>
             </w:r>
             <w:r>
@@ -7344,6 +7362,7 @@
                 <w:sz w:val="36"/>
                 <w:szCs w:val="40"/>
               </w:rPr>
+              <w:lastRenderedPageBreak/>
               <w:t>ki—Æû i</w:t>
             </w:r>
             <w:r>
@@ -9824,6 +9843,7 @@
                 <w:sz w:val="36"/>
                 <w:szCs w:val="40"/>
               </w:rPr>
+              <w:lastRenderedPageBreak/>
               <w:t>Hxr—czhõ</w:t>
             </w:r>
             <w:r>
@@ -9900,6 +9920,7 @@
                 <w:sz w:val="28"/>
                 <w:szCs w:val="40"/>
               </w:rPr>
+              <w:lastRenderedPageBreak/>
               <w:t>3</w:t>
             </w:r>
             <w:r>
@@ -10013,6 +10034,7 @@
                 <w:sz w:val="36"/>
                 <w:szCs w:val="40"/>
               </w:rPr>
+              <w:lastRenderedPageBreak/>
               <w:t>Hxr—czhõ</w:t>
             </w:r>
             <w:r>
@@ -10105,7 +10127,6 @@
                 <w:sz w:val="28"/>
                 <w:szCs w:val="40"/>
               </w:rPr>
-              <w:lastRenderedPageBreak/>
               <w:t>16</w:t>
             </w:r>
             <w:r>
@@ -10433,7 +10454,6 @@
                 <w:sz w:val="28"/>
                 <w:szCs w:val="40"/>
               </w:rPr>
-              <w:lastRenderedPageBreak/>
               <w:t>16</w:t>
             </w:r>
             <w:r>
@@ -12751,6 +12771,7 @@
                 <w:sz w:val="28"/>
                 <w:szCs w:val="40"/>
               </w:rPr>
+              <w:lastRenderedPageBreak/>
               <w:t>12</w:t>
             </w:r>
             <w:r>
@@ -13102,7 +13123,6 @@
                 <w:sz w:val="28"/>
                 <w:szCs w:val="40"/>
               </w:rPr>
-              <w:lastRenderedPageBreak/>
               <w:t>38</w:t>
             </w:r>
             <w:r>
@@ -15138,6 +15158,7 @@
                 <w:sz w:val="36"/>
                 <w:szCs w:val="40"/>
               </w:rPr>
+              <w:lastRenderedPageBreak/>
               <w:t>së</w:t>
             </w:r>
             <w:r>
@@ -15337,7 +15358,6 @@
                 <w:sz w:val="36"/>
                 <w:szCs w:val="40"/>
               </w:rPr>
-              <w:lastRenderedPageBreak/>
               <w:t>së</w:t>
             </w:r>
             <w:r>
@@ -15692,6 +15712,7 @@
                 <w:sz w:val="36"/>
                 <w:szCs w:val="40"/>
               </w:rPr>
+              <w:lastRenderedPageBreak/>
               <w:t>së</w:t>
             </w:r>
             <w:r>
@@ -15888,7 +15909,6 @@
                 <w:sz w:val="36"/>
                 <w:szCs w:val="40"/>
               </w:rPr>
-              <w:lastRenderedPageBreak/>
               <w:t>së</w:t>
             </w:r>
             <w:r>
@@ -18331,6 +18351,7 @@
           <w:szCs w:val="32"/>
           <w:u w:val="single"/>
         </w:rPr>
+        <w:lastRenderedPageBreak/>
         <w:t xml:space="preserve">TS </w:t>
       </w:r>
       <w:r>
@@ -18505,7 +18526,6 @@
                 <w:sz w:val="32"/>
                 <w:szCs w:val="32"/>
               </w:rPr>
-              <w:lastRenderedPageBreak/>
               <w:t>Section, Paragraph</w:t>
             </w:r>
           </w:p>
